--- a/Selenium Tutorial.docx
+++ b/Selenium Tutorial.docx
@@ -6,16 +6,8 @@
       <w:pPr>
         <w:pStyle w:val="Heading1"/>
       </w:pPr>
-      <w:proofErr w:type="spellStart"/>
-      <w:r>
-        <w:t>z</w:t>
-      </w:r>
-      <w:r>
-        <w:t>Selenium</w:t>
-      </w:r>
-      <w:proofErr w:type="spellEnd"/>
-      <w:r>
-        <w:t xml:space="preserve"> Framework</w:t>
+      <w:r>
+        <w:t>Selenium Framework</w:t>
       </w:r>
     </w:p>
     <w:p>
@@ -93,7 +85,6 @@
         <w:t>o $('</w:t>
       </w:r>
       <w:proofErr w:type="spellStart"/>
-      <w:proofErr w:type="gramStart"/>
       <w:r>
         <w:rPr>
           <w:lang w:val="es-CR"/>
@@ -101,7 +92,6 @@
         <w:t>p.error</w:t>
       </w:r>
       <w:proofErr w:type="spellEnd"/>
-      <w:proofErr w:type="gramEnd"/>
       <w:r>
         <w:rPr>
           <w:lang w:val="es-CR"/>
@@ -168,15 +158,7 @@
     </w:p>
     <w:p>
       <w:r>
-        <w:t xml:space="preserve">• Implicit </w:t>
-      </w:r>
-      <w:proofErr w:type="gramStart"/>
-      <w:r>
-        <w:t>wait(</w:t>
-      </w:r>
-      <w:proofErr w:type="gramEnd"/>
-      <w:r>
-        <w:t xml:space="preserve">): Is used to configure a wait in all call types </w:t>
+        <w:t xml:space="preserve">• Implicit wait(): Is used to configure a wait in all call types </w:t>
       </w:r>
       <w:proofErr w:type="spellStart"/>
       <w:r>
@@ -197,28 +179,12 @@
     </w:p>
     <w:p>
       <w:r>
-        <w:t xml:space="preserve">• Explicit </w:t>
-      </w:r>
-      <w:proofErr w:type="gramStart"/>
-      <w:r>
-        <w:t>wait(</w:t>
-      </w:r>
-      <w:proofErr w:type="gramEnd"/>
-      <w:r>
-        <w:t>): Is used to manage manual waits in selected sections of a Selenium program. For example, you can configure a wait in the section of code that opens a new window. I can use this to force the program to wait until the view render appears, not for all the time configured.</w:t>
-      </w:r>
-    </w:p>
-    <w:p>
-      <w:r>
-        <w:t xml:space="preserve">• Fluent </w:t>
-      </w:r>
-      <w:proofErr w:type="gramStart"/>
-      <w:r>
-        <w:t>wait(</w:t>
-      </w:r>
-      <w:proofErr w:type="gramEnd"/>
-      <w:r>
-        <w:t>): Is used when I need to configure not only the wait time and the specific element to wait for, but also how often Selenium checks whether the condition has been successfully met, and which exceptions can be ignored.</w:t>
+        <w:t>• Explicit wait(): Is used to manage manual waits in selected sections of a Selenium program. For example, you can configure a wait in the section of code that opens a new window. I can use this to force the program to wait until the view render appears, not for all the time configured.</w:t>
+      </w:r>
+    </w:p>
+    <w:p>
+      <w:r>
+        <w:t>• Fluent wait(): Is used when I need to configure not only the wait time and the specific element to wait for, but also how often Selenium checks whether the condition has been successfully met, and which exceptions can be ignored.</w:t>
       </w:r>
     </w:p>
     <w:p>
@@ -231,15 +197,7 @@
       </w:r>
       <w:proofErr w:type="spellEnd"/>
       <w:r>
-        <w:t xml:space="preserve">(): Is not the best option because it forces the program to </w:t>
-      </w:r>
-      <w:proofErr w:type="gramStart"/>
-      <w:r>
-        <w:t>wait</w:t>
-      </w:r>
-      <w:proofErr w:type="gramEnd"/>
-      <w:r>
-        <w:t xml:space="preserve"> the exact time — no more, no less.</w:t>
+        <w:t>(): Is not the best option because it forces the program to wait the exact time — no more, no less.</w:t>
       </w:r>
     </w:p>
     <w:p>
@@ -259,43 +217,23 @@
     </w:p>
     <w:p>
       <w:r>
-        <w:t xml:space="preserve">• </w:t>
-      </w:r>
-      <w:proofErr w:type="gramStart"/>
-      <w:r>
-        <w:t>parent::</w:t>
-      </w:r>
-      <w:proofErr w:type="gramEnd"/>
-    </w:p>
-    <w:p>
-      <w:r>
-        <w:t xml:space="preserve">• </w:t>
-      </w:r>
-      <w:proofErr w:type="gramStart"/>
-      <w:r>
-        <w:t>child::</w:t>
-      </w:r>
-      <w:proofErr w:type="gramEnd"/>
-    </w:p>
-    <w:p>
-      <w:r>
-        <w:t>• following-</w:t>
-      </w:r>
-      <w:proofErr w:type="gramStart"/>
-      <w:r>
-        <w:t>sibling::</w:t>
-      </w:r>
-      <w:proofErr w:type="gramEnd"/>
-    </w:p>
-    <w:p>
-      <w:r>
-        <w:t>• preceding-</w:t>
-      </w:r>
-      <w:proofErr w:type="gramStart"/>
-      <w:r>
-        <w:t>sibling::</w:t>
-      </w:r>
-      <w:proofErr w:type="gramEnd"/>
+        <w:t>• parent::</w:t>
+      </w:r>
+    </w:p>
+    <w:p>
+      <w:r>
+        <w:t>• child::</w:t>
+      </w:r>
+    </w:p>
+    <w:p>
+      <w:r>
+        <w:t>• following-sibling::</w:t>
+      </w:r>
+    </w:p>
+    <w:p>
+      <w:r>
+        <w:t>• preceding-sibling::</w:t>
+      </w:r>
     </w:p>
     <w:p>
       <w:pPr>
@@ -315,28 +253,12 @@
     </w:p>
     <w:p>
       <w:r>
-        <w:t xml:space="preserve">• </w:t>
-      </w:r>
-      <w:proofErr w:type="gramStart"/>
-      <w:r>
-        <w:t>size(</w:t>
-      </w:r>
-      <w:proofErr w:type="gramEnd"/>
-      <w:r>
-        <w:t>): Used to obtain the length of a list.</w:t>
-      </w:r>
-    </w:p>
-    <w:p>
-      <w:r>
-        <w:t xml:space="preserve">• </w:t>
-      </w:r>
-      <w:proofErr w:type="gramStart"/>
-      <w:r>
-        <w:t>length(</w:t>
-      </w:r>
-      <w:proofErr w:type="gramEnd"/>
-      <w:r>
-        <w:t>): Used to obtain the size of an array.</w:t>
+        <w:t>• size(): Used to obtain the length of a list.</w:t>
+      </w:r>
+    </w:p>
+    <w:p>
+      <w:r>
+        <w:t>• length(): Used to obtain the size of an array.</w:t>
       </w:r>
     </w:p>
     <w:p>
@@ -348,26 +270,13 @@
         <w:t>xpath</w:t>
       </w:r>
       <w:proofErr w:type="spellEnd"/>
-      <w:proofErr w:type="gramStart"/>
-      <w:r>
-        <w:t>')[</w:t>
-      </w:r>
-      <w:proofErr w:type="gramEnd"/>
-      <w:r>
-        <w:t>index]</w:t>
-      </w:r>
-    </w:p>
-    <w:p>
-      <w:r>
-        <w:t>• normalize-</w:t>
-      </w:r>
-      <w:proofErr w:type="gramStart"/>
-      <w:r>
-        <w:t>space(</w:t>
-      </w:r>
-      <w:proofErr w:type="gramEnd"/>
-      <w:r>
-        <w:t>): Trims white spaces.</w:t>
+      <w:r>
+        <w:t>')[index]</w:t>
+      </w:r>
+    </w:p>
+    <w:p>
+      <w:r>
+        <w:t>• normalize-space(): Trims white spaces.</w:t>
       </w:r>
     </w:p>
     <w:p>
@@ -534,21 +443,7 @@
         <w:rPr>
           <w:lang w:val="es-CR"/>
         </w:rPr>
-        <w:t xml:space="preserve">o Puedes ver qué encabezados manda la </w:t>
-      </w:r>
-      <w:proofErr w:type="gramStart"/>
-      <w:r>
-        <w:rPr>
-          <w:lang w:val="es-CR"/>
-        </w:rPr>
-        <w:t>app</w:t>
-      </w:r>
-      <w:proofErr w:type="gramEnd"/>
-      <w:r>
-        <w:rPr>
-          <w:lang w:val="es-CR"/>
-        </w:rPr>
-        <w:t>, si se envían cookies, tokens, etc.</w:t>
+        <w:t>o Puedes ver qué encabezados manda la app, si se envían cookies, tokens, etc.</w:t>
       </w:r>
     </w:p>
     <w:p>
@@ -700,102 +595,60 @@
       </w:r>
     </w:p>
     <w:p>
-      <w:proofErr w:type="gramStart"/>
-      <w:r>
-        <w:t>stream(</w:t>
-      </w:r>
-      <w:proofErr w:type="gramEnd"/>
-      <w:r>
-        <w:t>): Converts a collection into a data flow.</w:t>
-      </w:r>
-    </w:p>
-    <w:p>
-      <w:proofErr w:type="gramStart"/>
-      <w:r>
-        <w:t>filter(</w:t>
-      </w:r>
-      <w:proofErr w:type="gramEnd"/>
-      <w:r>
-        <w:t>): Filters elements based on a condition.</w:t>
-      </w:r>
-    </w:p>
-    <w:p>
-      <w:proofErr w:type="gramStart"/>
-      <w:r>
-        <w:t>map(</w:t>
-      </w:r>
-      <w:proofErr w:type="gramEnd"/>
-      <w:r>
-        <w:t>): Transforms each element using a function.</w:t>
-      </w:r>
-    </w:p>
-    <w:p>
-      <w:proofErr w:type="spellStart"/>
-      <w:proofErr w:type="gramStart"/>
+      <w:r>
+        <w:t>stream(): Converts a collection into a data flow.</w:t>
+      </w:r>
+    </w:p>
+    <w:p>
+      <w:r>
+        <w:t>filter(): Filters elements based on a condition.</w:t>
+      </w:r>
+    </w:p>
+    <w:p>
+      <w:r>
+        <w:t>map(): Transforms each element using a function.</w:t>
+      </w:r>
+    </w:p>
+    <w:p>
+      <w:proofErr w:type="spellStart"/>
       <w:r>
         <w:t>forEach</w:t>
       </w:r>
       <w:proofErr w:type="spellEnd"/>
       <w:r>
-        <w:t>(</w:t>
-      </w:r>
-      <w:proofErr w:type="gramEnd"/>
-      <w:r>
-        <w:t>): Executes an action on each element.</w:t>
-      </w:r>
-    </w:p>
-    <w:p>
-      <w:proofErr w:type="gramStart"/>
-      <w:r>
-        <w:t>sorted(</w:t>
-      </w:r>
-      <w:proofErr w:type="gramEnd"/>
-      <w:r>
-        <w:t>): Sorts elements naturally or custom.</w:t>
-      </w:r>
-    </w:p>
-    <w:p>
-      <w:proofErr w:type="spellStart"/>
-      <w:proofErr w:type="gramStart"/>
+        <w:t>(): Executes an action on each element.</w:t>
+      </w:r>
+    </w:p>
+    <w:p>
+      <w:r>
+        <w:t>sorted(): Sorts elements naturally or custom.</w:t>
+      </w:r>
+    </w:p>
+    <w:p>
+      <w:proofErr w:type="spellStart"/>
       <w:r>
         <w:t>concat</w:t>
       </w:r>
       <w:proofErr w:type="spellEnd"/>
       <w:r>
-        <w:t>(</w:t>
-      </w:r>
-      <w:proofErr w:type="gramEnd"/>
-      <w:r>
-        <w:t>): Joins two streams into one.</w:t>
-      </w:r>
-    </w:p>
-    <w:p>
-      <w:proofErr w:type="gramStart"/>
-      <w:r>
-        <w:t>distinct(</w:t>
-      </w:r>
-      <w:proofErr w:type="gramEnd"/>
-      <w:r>
-        <w:t>): Removes duplicate elements.</w:t>
-      </w:r>
-    </w:p>
-    <w:p>
-      <w:proofErr w:type="gramStart"/>
-      <w:r>
-        <w:t>limit(</w:t>
-      </w:r>
-      <w:proofErr w:type="gramEnd"/>
-      <w:r>
-        <w:t>): Limits the number of elements.</w:t>
-      </w:r>
-    </w:p>
-    <w:p>
-      <w:proofErr w:type="gramStart"/>
+        <w:t>(): Joins two streams into one.</w:t>
+      </w:r>
+    </w:p>
+    <w:p>
+      <w:r>
+        <w:t>distinct(): Removes duplicate elements.</w:t>
+      </w:r>
+    </w:p>
+    <w:p>
+      <w:r>
+        <w:t>limit(): Limits the number of elements.</w:t>
+      </w:r>
+    </w:p>
+    <w:p>
       <w:r>
         <w:t>collect(</w:t>
       </w:r>
       <w:proofErr w:type="spellStart"/>
-      <w:proofErr w:type="gramEnd"/>
       <w:r>
         <w:t>Collectors.toList</w:t>
       </w:r>
@@ -806,77 +659,52 @@
     </w:p>
     <w:p>
       <w:proofErr w:type="spellStart"/>
-      <w:proofErr w:type="gramStart"/>
       <w:r>
         <w:t>findFirst</w:t>
       </w:r>
       <w:proofErr w:type="spellEnd"/>
       <w:r>
-        <w:t>(</w:t>
-      </w:r>
-      <w:proofErr w:type="gramEnd"/>
-      <w:r>
-        <w:t>): Returns the first element as an Optional.</w:t>
-      </w:r>
-    </w:p>
-    <w:p>
-      <w:proofErr w:type="spellStart"/>
-      <w:proofErr w:type="gramStart"/>
+        <w:t>(): Returns the first element as an Optional.</w:t>
+      </w:r>
+    </w:p>
+    <w:p>
+      <w:proofErr w:type="spellStart"/>
       <w:r>
         <w:t>orElse</w:t>
       </w:r>
       <w:proofErr w:type="spellEnd"/>
       <w:r>
-        <w:t>(</w:t>
-      </w:r>
-      <w:proofErr w:type="gramEnd"/>
-      <w:r>
-        <w:t>): Returns a default value if Optional is empty.</w:t>
-      </w:r>
-    </w:p>
-    <w:p>
-      <w:proofErr w:type="spellStart"/>
-      <w:proofErr w:type="gramStart"/>
+        <w:t>(): Returns a default value if Optional is empty.</w:t>
+      </w:r>
+    </w:p>
+    <w:p>
+      <w:proofErr w:type="spellStart"/>
       <w:r>
         <w:t>anyMatch</w:t>
       </w:r>
       <w:proofErr w:type="spellEnd"/>
       <w:r>
-        <w:t>(</w:t>
-      </w:r>
-      <w:proofErr w:type="gramEnd"/>
-      <w:r>
-        <w:t>): Returns true if at least one element matches the condition.</w:t>
-      </w:r>
-    </w:p>
-    <w:p>
-      <w:proofErr w:type="spellStart"/>
-      <w:proofErr w:type="gramStart"/>
+        <w:t>(): Returns true if at least one element matches the condition.</w:t>
+      </w:r>
+    </w:p>
+    <w:p>
+      <w:proofErr w:type="spellStart"/>
       <w:r>
         <w:t>allMatch</w:t>
       </w:r>
       <w:proofErr w:type="spellEnd"/>
       <w:r>
-        <w:t>(</w:t>
-      </w:r>
-      <w:proofErr w:type="gramEnd"/>
-      <w:r>
-        <w:t>): Returns true if all elements match the condition.</w:t>
-      </w:r>
-    </w:p>
-    <w:p>
-      <w:proofErr w:type="spellStart"/>
-      <w:proofErr w:type="gramStart"/>
+        <w:t>(): Returns true if all elements match the condition.</w:t>
+      </w:r>
+    </w:p>
+    <w:p>
+      <w:proofErr w:type="spellStart"/>
       <w:r>
         <w:t>noneMatch</w:t>
       </w:r>
       <w:proofErr w:type="spellEnd"/>
       <w:r>
-        <w:t>(</w:t>
-      </w:r>
-      <w:proofErr w:type="gramEnd"/>
-      <w:r>
-        <w:t>): Returns true if no elements match the condition.</w:t>
+        <w:t>(): Returns true if no elements match the condition.</w:t>
       </w:r>
     </w:p>
     <w:p>
@@ -896,52 +724,12 @@
     </w:p>
     <w:p>
       <w:r>
-        <w:t xml:space="preserve">Use the </w:t>
-      </w:r>
-      <w:proofErr w:type="gramStart"/>
-      <w:r>
-        <w:t>get(</w:t>
-      </w:r>
-      <w:proofErr w:type="gramEnd"/>
-      <w:r>
-        <w:t>) function of the list.</w:t>
-      </w:r>
-    </w:p>
-    <w:p>
-      <w:r>
-        <w:t xml:space="preserve">Use CSS selectors </w:t>
-      </w:r>
-      <w:proofErr w:type="gramStart"/>
-      <w:r>
-        <w:t>like :nth</w:t>
-      </w:r>
-      <w:proofErr w:type="gramEnd"/>
-      <w:r>
-        <w:t>-child(n)</w:t>
-      </w:r>
-      <w:proofErr w:type="gramStart"/>
-      <w:r>
-        <w:t>, :nth</w:t>
-      </w:r>
-      <w:proofErr w:type="gramEnd"/>
-      <w:r>
-        <w:t>-of-type(n)</w:t>
-      </w:r>
-      <w:proofErr w:type="gramStart"/>
-      <w:r>
-        <w:t>, :last</w:t>
-      </w:r>
-      <w:proofErr w:type="gramEnd"/>
-      <w:r>
-        <w:t xml:space="preserve">-child(of-type), </w:t>
-      </w:r>
-      <w:proofErr w:type="gramStart"/>
-      <w:r>
-        <w:t>or :first</w:t>
-      </w:r>
-      <w:proofErr w:type="gramEnd"/>
-      <w:r>
-        <w:t>-child(of-type).</w:t>
+        <w:t>Use the get() function of the list.</w:t>
+      </w:r>
+    </w:p>
+    <w:p>
+      <w:r>
+        <w:t>Use CSS selectors like :nth-child(n), :nth-of-type(n), :last-child(of-type), or :first-child(of-type).</w:t>
       </w:r>
     </w:p>
     <w:p>
@@ -1098,22 +886,12 @@
     </w:p>
     <w:p>
       <w:proofErr w:type="spellStart"/>
-      <w:proofErr w:type="gramStart"/>
       <w:r>
         <w:t>alwaysRun</w:t>
       </w:r>
       <w:proofErr w:type="spellEnd"/>
-      <w:proofErr w:type="gramEnd"/>
-      <w:r>
-        <w:t xml:space="preserve">: Works to avoid </w:t>
-      </w:r>
-      <w:proofErr w:type="gramStart"/>
-      <w:r>
-        <w:t>skipped</w:t>
-      </w:r>
-      <w:proofErr w:type="gramEnd"/>
-      <w:r>
-        <w:t xml:space="preserve"> executions of tags marked with annotation attributes.</w:t>
+      <w:r>
+        <w:t>: Works to avoid skipped executions of tags marked with annotation attributes.</w:t>
       </w:r>
     </w:p>
     <w:p>
@@ -1122,13 +900,8 @@
       </w:r>
     </w:p>
     <w:p>
-      <w:proofErr w:type="gramStart"/>
-      <w:r>
-        <w:t>With @</w:t>
-      </w:r>
-      <w:proofErr w:type="gramEnd"/>
-      <w:r>
-        <w:t>DataProvider it’s recommended to return HashMap, since test parameterization could be dynamic, and spending time adding parameters manually is inefficient.</w:t>
+      <w:r>
+        <w:t>With @DataProvider it’s recommended to return HashMap, since test parameterization could be dynamic, and spending time adding parameters manually is inefficient.</w:t>
       </w:r>
     </w:p>
     <w:p>
@@ -1186,15 +959,7 @@
       </w:r>
       <w:proofErr w:type="spellEnd"/>
       <w:r>
-        <w:t xml:space="preserve"> </w:t>
-      </w:r>
-      <w:proofErr w:type="gramStart"/>
-      <w:r>
-        <w:t>interface, and</w:t>
-      </w:r>
-      <w:proofErr w:type="gramEnd"/>
-      <w:r>
-        <w:t xml:space="preserve"> specify its location in the XML file.</w:t>
+        <w:t xml:space="preserve"> interface, and specify its location in the XML file.</w:t>
       </w:r>
     </w:p>
     <w:p>
@@ -1293,7 +1058,6 @@
         <w:t xml:space="preserve"> object and the method </w:t>
       </w:r>
       <w:proofErr w:type="spellStart"/>
-      <w:proofErr w:type="gramStart"/>
       <w:r>
         <w:rPr>
           <w:i/>
@@ -1303,7 +1067,6 @@
         <w:t>name.getName</w:t>
       </w:r>
       <w:proofErr w:type="spellEnd"/>
-      <w:proofErr w:type="gramEnd"/>
       <w:r>
         <w:rPr>
           <w:i/>
@@ -1361,41 +1124,23 @@
           <w:iCs/>
           <w:u w:val="single"/>
         </w:rPr>
-        <w:t xml:space="preserve">Create 3 classes with PS names, use inheritance, extend usable methods in the child, create objects and use them through another inheritance of object, and implement </w:t>
-      </w:r>
-      <w:proofErr w:type="gramStart"/>
-      <w:r>
+        <w:t>Create 3 classes with PS names, use inheritance, extend usable methods in the child, create objects and use them through another inheritance of object, and implement super() to invoke the parent constructor when it’s not called outside the class.</w:t>
+      </w:r>
+    </w:p>
+    <w:p>
+      <w:pPr>
         <w:rPr>
           <w:i/>
           <w:iCs/>
           <w:u w:val="single"/>
         </w:rPr>
-        <w:t>super(</w:t>
-      </w:r>
-      <w:proofErr w:type="gramEnd"/>
+      </w:pPr>
       <w:r>
         <w:rPr>
           <w:i/>
           <w:iCs/>
           <w:u w:val="single"/>
         </w:rPr>
-        <w:t>) to invoke the parent constructor when it’s not called outside the class.</w:t>
-      </w:r>
-    </w:p>
-    <w:p>
-      <w:pPr>
-        <w:rPr>
-          <w:i/>
-          <w:iCs/>
-          <w:u w:val="single"/>
-        </w:rPr>
-      </w:pPr>
-      <w:r>
-        <w:rPr>
-          <w:i/>
-          <w:iCs/>
-          <w:u w:val="single"/>
-        </w:rPr>
         <w:t>Create a Maven project and initialize an end-to-end test automation.</w:t>
       </w:r>
     </w:p>
@@ -1444,15 +1189,7 @@
       </w:r>
       <w:proofErr w:type="spellEnd"/>
       <w:r>
-        <w:t xml:space="preserve"> use </w:t>
-      </w:r>
-      <w:proofErr w:type="gramStart"/>
-      <w:r>
-        <w:t>the @</w:t>
-      </w:r>
-      <w:proofErr w:type="gramEnd"/>
-      <w:r>
-        <w:t xml:space="preserve">FindBy annotation. These are initialized with </w:t>
+        <w:t xml:space="preserve"> use the @FindBy annotation. These are initialized with </w:t>
       </w:r>
       <w:proofErr w:type="spellStart"/>
       <w:r>
@@ -1511,13 +1248,8 @@
       </w:r>
     </w:p>
     <w:p>
-      <w:proofErr w:type="gramStart"/>
-      <w:r>
-        <w:t>this</w:t>
-      </w:r>
-      <w:proofErr w:type="gramEnd"/>
-      <w:r>
-        <w:t xml:space="preserve"> refers to the current instance of the class being created.</w:t>
+      <w:r>
+        <w:t>this refers to the current instance of the class being created.</w:t>
       </w:r>
     </w:p>
     <w:p>
@@ -1525,22 +1257,12 @@
         <w:t xml:space="preserve">driver is passed to </w:t>
       </w:r>
       <w:proofErr w:type="spellStart"/>
-      <w:proofErr w:type="gramStart"/>
       <w:r>
         <w:t>PageFactory</w:t>
       </w:r>
       <w:proofErr w:type="spellEnd"/>
-      <w:proofErr w:type="gramEnd"/>
-      <w:r>
-        <w:t xml:space="preserve"> so </w:t>
-      </w:r>
-      <w:proofErr w:type="gramStart"/>
-      <w:r>
-        <w:t>that @</w:t>
-      </w:r>
-      <w:proofErr w:type="gramEnd"/>
-      <w:r>
-        <w:t>FindBy elements know which WebDriver session to use.</w:t>
+      <w:r>
+        <w:t xml:space="preserve"> so that @FindBy elements know which WebDriver session to use.</w:t>
       </w:r>
     </w:p>
     <w:p>
@@ -2242,23 +1964,7 @@
     </w:p>
     <w:p>
       <w:r>
-        <w:t>Parameterization with outlines requires regular expressions (e.g., "</w:t>
-      </w:r>
-      <w:proofErr w:type="gramStart"/>
-      <w:r>
-        <w:t>^(</w:t>
-      </w:r>
-      <w:proofErr w:type="gramEnd"/>
-      <w:r>
-        <w:t>.</w:t>
-      </w:r>
-      <w:proofErr w:type="gramStart"/>
-      <w:r>
-        <w:t>+)$</w:t>
-      </w:r>
-      <w:proofErr w:type="gramEnd"/>
-      <w:r>
-        <w:t>").</w:t>
+        <w:t>Parameterization with outlines requires regular expressions (e.g., "^(.+)$").</w:t>
       </w:r>
     </w:p>
     <w:p>
@@ -2519,15 +2225,7 @@
       </w:r>
       <w:proofErr w:type="spellEnd"/>
       <w:r>
-        <w:t xml:space="preserve"> Book is </w:t>
-      </w:r>
-      <w:proofErr w:type="gramStart"/>
-      <w:r>
-        <w:t>use</w:t>
-      </w:r>
-      <w:proofErr w:type="gramEnd"/>
-      <w:r>
-        <w:t xml:space="preserve"> to get </w:t>
+        <w:t xml:space="preserve"> Book is use to get </w:t>
       </w:r>
       <w:proofErr w:type="spellStart"/>
       <w:r>
@@ -2561,11 +2259,7 @@
       </w:r>
       <w:proofErr w:type="spellEnd"/>
       <w:r>
-        <w:t xml:space="preserve"> s use to </w:t>
-      </w:r>
-      <w:proofErr w:type="gramStart"/>
-      <w:r>
-        <w:t xml:space="preserve">get </w:t>
+        <w:t xml:space="preserve"> s use to get </w:t>
       </w:r>
       <w:r>
         <w:t xml:space="preserve"> </w:t>
@@ -2575,17 +2269,8 @@
         <w:t>acces</w:t>
       </w:r>
       <w:proofErr w:type="spellEnd"/>
-      <w:proofErr w:type="gramEnd"/>
-      <w:r>
-        <w:t xml:space="preserve"> to </w:t>
-      </w:r>
-      <w:proofErr w:type="gramStart"/>
-      <w:r>
-        <w:t>the one</w:t>
-      </w:r>
-      <w:proofErr w:type="gramEnd"/>
-      <w:r>
-        <w:t xml:space="preserve"> of the </w:t>
+      <w:r>
+        <w:t xml:space="preserve"> to the one of the </w:t>
       </w:r>
       <w:proofErr w:type="spellStart"/>
       <w:r>
@@ -2624,48 +2309,22 @@
         <w:br/>
       </w:r>
       <w:proofErr w:type="spellStart"/>
-      <w:proofErr w:type="gramStart"/>
       <w:r>
         <w:t>getPhysicalNumber</w:t>
       </w:r>
       <w:proofErr w:type="spellEnd"/>
       <w:r>
-        <w:t>(</w:t>
-      </w:r>
-      <w:proofErr w:type="gramEnd"/>
-      <w:r>
-        <w:t xml:space="preserve">): The method is used to </w:t>
-      </w:r>
-      <w:proofErr w:type="gramStart"/>
-      <w:r>
-        <w:t>obtained</w:t>
-      </w:r>
-      <w:proofErr w:type="gramEnd"/>
-      <w:r>
-        <w:t xml:space="preserve"> the number of rows present with data in the sheet</w:t>
-      </w:r>
-    </w:p>
-    <w:p>
-      <w:proofErr w:type="spellStart"/>
-      <w:proofErr w:type="gramStart"/>
+        <w:t>(): The method is used to obtained the number of rows present with data in the sheet</w:t>
+      </w:r>
+    </w:p>
+    <w:p>
+      <w:proofErr w:type="spellStart"/>
       <w:r>
         <w:t>GetLassCellNum</w:t>
       </w:r>
       <w:proofErr w:type="spellEnd"/>
       <w:r>
-        <w:t>(</w:t>
-      </w:r>
-      <w:proofErr w:type="gramEnd"/>
-      <w:r>
-        <w:t xml:space="preserve">): Works to </w:t>
-      </w:r>
-      <w:proofErr w:type="gramStart"/>
-      <w:r>
-        <w:t>obtained</w:t>
-      </w:r>
-      <w:proofErr w:type="gramEnd"/>
-      <w:r>
-        <w:t xml:space="preserve"> the number of </w:t>
+        <w:t xml:space="preserve">(): Works to obtained the number of </w:t>
       </w:r>
       <w:proofErr w:type="spellStart"/>
       <w:r>
@@ -2676,12 +2335,10 @@
         <w:t xml:space="preserve"> present </w:t>
       </w:r>
       <w:proofErr w:type="spellStart"/>
-      <w:proofErr w:type="gramStart"/>
       <w:r>
         <w:t>inthe</w:t>
       </w:r>
       <w:proofErr w:type="spellEnd"/>
-      <w:proofErr w:type="gramEnd"/>
       <w:r>
         <w:t xml:space="preserve"> rows, to use is </w:t>
       </w:r>
@@ -2699,15 +2356,7 @@
     </w:p>
     <w:p>
       <w:r>
-        <w:t xml:space="preserve">Iterator&lt;row&gt; this interface is </w:t>
-      </w:r>
-      <w:proofErr w:type="gramStart"/>
-      <w:r>
-        <w:t>use</w:t>
-      </w:r>
-      <w:proofErr w:type="gramEnd"/>
-      <w:r>
-        <w:t xml:space="preserve"> to navigate to each row of the sheet</w:t>
+        <w:t>Iterator&lt;row&gt; this interface is use to navigate to each row of the sheet</w:t>
       </w:r>
     </w:p>
     <w:p>
@@ -2720,15 +2369,7 @@
         <w:t xml:space="preserve"> </w:t>
       </w:r>
       <w:r>
-        <w:t xml:space="preserve">Row object is </w:t>
-      </w:r>
-      <w:proofErr w:type="gramStart"/>
-      <w:r>
-        <w:t>use</w:t>
-      </w:r>
-      <w:proofErr w:type="gramEnd"/>
-      <w:r>
-        <w:t xml:space="preserve"> to </w:t>
+        <w:t xml:space="preserve">Row object is use to </w:t>
       </w:r>
       <w:proofErr w:type="spellStart"/>
       <w:r>
@@ -2739,17 +2380,12 @@
         <w:t xml:space="preserve"> the information on all row and navigate to each cell using </w:t>
       </w:r>
       <w:proofErr w:type="spellStart"/>
-      <w:proofErr w:type="gramStart"/>
       <w:r>
         <w:t>cellIteratorMethod</w:t>
       </w:r>
       <w:proofErr w:type="spellEnd"/>
       <w:r>
-        <w:t>(</w:t>
-      </w:r>
-      <w:proofErr w:type="gramEnd"/>
-      <w:r>
-        <w:t>)</w:t>
+        <w:t>()</w:t>
       </w:r>
       <w:r>
         <w:t xml:space="preserve"> and put this returning element in Iterator&lt;Cell&gt; interface</w:t>
@@ -2783,15 +2419,7 @@
     </w:p>
     <w:p>
       <w:r>
-        <w:t xml:space="preserve">Sheets </w:t>
-      </w:r>
-      <w:proofErr w:type="gramStart"/>
-      <w:r>
-        <w:t>is</w:t>
-      </w:r>
-      <w:proofErr w:type="gramEnd"/>
-      <w:r>
-        <w:t xml:space="preserve"> collection of rows </w:t>
+        <w:t xml:space="preserve">Sheets is collection of rows </w:t>
       </w:r>
     </w:p>
     <w:p>
@@ -2849,15 +2477,7 @@
     </w:p>
     <w:p>
       <w:r>
-        <w:t xml:space="preserve">In this case, the test must </w:t>
-      </w:r>
-      <w:proofErr w:type="gramStart"/>
-      <w:r>
-        <w:t>execute</w:t>
-      </w:r>
-      <w:proofErr w:type="gramEnd"/>
-      <w:r>
-        <w:t xml:space="preserve"> in a loop to verify all data, and finally, the report will show only one execution instead of multiple executions.</w:t>
+        <w:t>In this case, the test must execute in a loop to verify all data, and finally, the report will show only one execution instead of multiple executions.</w:t>
       </w:r>
     </w:p>
     <w:p>
@@ -2897,78 +2517,62 @@
         <w:br/>
       </w:r>
       <w:proofErr w:type="spellStart"/>
-      <w:proofErr w:type="gramStart"/>
-      <w:r>
-        <w:rPr>
-          <w:rFonts w:ascii="Aptos" w:eastAsia="Aptos" w:hAnsi="Aptos" w:cs="Aptos"/>
+      <w:r>
+        <w:rPr>
+          <w:rFonts w:ascii="Aptos" w:hAnsi="Aptos" w:eastAsia="Aptos" w:cs="Aptos"/>
         </w:rPr>
         <w:t>getPhysicalNumberOfRows</w:t>
       </w:r>
       <w:proofErr w:type="spellEnd"/>
       <w:r>
         <w:rPr>
-          <w:rFonts w:ascii="Aptos" w:eastAsia="Aptos" w:hAnsi="Aptos" w:cs="Aptos"/>
-        </w:rPr>
-        <w:t>(</w:t>
-      </w:r>
-      <w:proofErr w:type="gramEnd"/>
-      <w:r>
-        <w:rPr>
-          <w:rFonts w:ascii="Aptos" w:eastAsia="Aptos" w:hAnsi="Aptos" w:cs="Aptos"/>
-        </w:rPr>
-        <w:t>)</w:t>
-      </w:r>
-      <w:r>
-        <w:rPr>
-          <w:rFonts w:ascii="Aptos" w:eastAsia="Aptos" w:hAnsi="Aptos" w:cs="Aptos"/>
+          <w:rFonts w:ascii="Aptos" w:hAnsi="Aptos" w:eastAsia="Aptos" w:cs="Aptos"/>
+        </w:rPr>
+        <w:t>()</w:t>
+      </w:r>
+      <w:r>
+        <w:rPr>
+          <w:rFonts w:ascii="Aptos" w:hAnsi="Aptos" w:eastAsia="Aptos" w:cs="Aptos"/>
         </w:rPr>
         <w:t xml:space="preserve">: Get </w:t>
       </w:r>
       <w:proofErr w:type="spellStart"/>
       <w:r>
         <w:rPr>
-          <w:rFonts w:ascii="Aptos" w:eastAsia="Aptos" w:hAnsi="Aptos" w:cs="Aptos"/>
+          <w:rFonts w:ascii="Aptos" w:hAnsi="Aptos" w:eastAsia="Aptos" w:cs="Aptos"/>
         </w:rPr>
         <w:t>th</w:t>
       </w:r>
       <w:proofErr w:type="spellEnd"/>
       <w:r>
         <w:rPr>
-          <w:rFonts w:ascii="Aptos" w:eastAsia="Aptos" w:hAnsi="Aptos" w:cs="Aptos"/>
+          <w:rFonts w:ascii="Aptos" w:hAnsi="Aptos" w:eastAsia="Aptos" w:cs="Aptos"/>
         </w:rPr>
         <w:t xml:space="preserve"> total of rows that have a value, skip empty cell.</w:t>
       </w:r>
       <w:r>
         <w:rPr>
-          <w:rFonts w:ascii="Aptos" w:eastAsia="Aptos" w:hAnsi="Aptos" w:cs="Aptos"/>
+          <w:rFonts w:ascii="Aptos" w:hAnsi="Aptos" w:eastAsia="Aptos" w:cs="Aptos"/>
         </w:rPr>
         <w:br/>
       </w:r>
       <w:proofErr w:type="spellStart"/>
-      <w:proofErr w:type="gramStart"/>
-      <w:r>
-        <w:rPr>
-          <w:rFonts w:ascii="Aptos" w:eastAsia="Aptos" w:hAnsi="Aptos" w:cs="Aptos"/>
+      <w:r>
+        <w:rPr>
+          <w:rFonts w:ascii="Aptos" w:hAnsi="Aptos" w:eastAsia="Aptos" w:cs="Aptos"/>
         </w:rPr>
         <w:t>getLastRowNum</w:t>
       </w:r>
       <w:proofErr w:type="spellEnd"/>
       <w:r>
         <w:rPr>
-          <w:rFonts w:ascii="Aptos" w:eastAsia="Aptos" w:hAnsi="Aptos" w:cs="Aptos"/>
-        </w:rPr>
-        <w:t>(</w:t>
-      </w:r>
-      <w:proofErr w:type="gramEnd"/>
-      <w:r>
-        <w:rPr>
-          <w:rFonts w:ascii="Aptos" w:eastAsia="Aptos" w:hAnsi="Aptos" w:cs="Aptos"/>
-        </w:rPr>
-        <w:t>)</w:t>
-      </w:r>
-      <w:r>
-        <w:rPr>
-          <w:rFonts w:ascii="Aptos" w:eastAsia="Aptos" w:hAnsi="Aptos" w:cs="Aptos"/>
+          <w:rFonts w:ascii="Aptos" w:hAnsi="Aptos" w:eastAsia="Aptos" w:cs="Aptos"/>
+        </w:rPr>
+        <w:t>()</w:t>
+      </w:r>
+      <w:r>
+        <w:rPr>
+          <w:rFonts w:ascii="Aptos" w:hAnsi="Aptos" w:eastAsia="Aptos" w:cs="Aptos"/>
         </w:rPr>
         <w:t>: Works to get the last row with data, include empty values.</w:t>
       </w:r>
@@ -3027,19 +2631,11 @@
         </w:rPr>
         <w:t xml:space="preserve">I can connect with database to obtain different data to manage in test execution the library </w:t>
       </w:r>
-      <w:proofErr w:type="gramStart"/>
       <w:r>
         <w:rPr>
           <w:rFonts w:ascii="Arial" w:hAnsi="Arial" w:cs="Arial"/>
         </w:rPr>
-        <w:t>use</w:t>
-      </w:r>
-      <w:proofErr w:type="gramEnd"/>
-      <w:r>
-        <w:rPr>
-          <w:rFonts w:ascii="Arial" w:hAnsi="Arial" w:cs="Arial"/>
-        </w:rPr>
-        <w:t xml:space="preserve"> to </w:t>
+        <w:t xml:space="preserve">use to </w:t>
       </w:r>
       <w:proofErr w:type="spellStart"/>
       <w:r>
@@ -3374,33 +2970,19 @@
         <w:rPr>
           <w:rFonts w:ascii="Arial" w:hAnsi="Arial" w:cs="Arial"/>
         </w:rPr>
-        <w:t xml:space="preserve"> → Measure load times, resource </w:t>
-      </w:r>
-      <w:proofErr w:type="gramStart"/>
+        <w:t xml:space="preserve"> → Measure load times, resource usage, </w:t>
+      </w:r>
       <w:r>
         <w:rPr>
           <w:rFonts w:ascii="Arial" w:hAnsi="Arial" w:cs="Arial"/>
         </w:rPr>
-        <w:t xml:space="preserve">usage, </w:t>
+        <w:t xml:space="preserve"> </w:t>
       </w:r>
       <w:r>
         <w:rPr>
           <w:rFonts w:ascii="Arial" w:hAnsi="Arial" w:cs="Arial"/>
         </w:rPr>
-        <w:t xml:space="preserve"> </w:t>
-      </w:r>
-      <w:r>
-        <w:rPr>
-          <w:rFonts w:ascii="Arial" w:hAnsi="Arial" w:cs="Arial"/>
-        </w:rPr>
-        <w:t>and</w:t>
-      </w:r>
-      <w:proofErr w:type="gramEnd"/>
-      <w:r>
-        <w:rPr>
-          <w:rFonts w:ascii="Arial" w:hAnsi="Arial" w:cs="Arial"/>
-        </w:rPr>
-        <w:t xml:space="preserve"> bottlenecks.</w:t>
+        <w:t>and bottlenecks.</w:t>
       </w:r>
     </w:p>
     <w:p>
@@ -3505,108 +3087,1594 @@
     </w:p>
     <w:p>
       <w:r>
-        <w:rPr>
-          <w:rFonts w:ascii="Arial" w:hAnsi="Arial" w:cs="Arial"/>
-        </w:rPr>
-        <w:t xml:space="preserve">Chromium driver have the all tools to communicate with Chrome DevTools and of this inheritance </w:t>
-      </w:r>
-      <w:proofErr w:type="spellStart"/>
-      <w:r>
-        <w:rPr>
-          <w:rFonts w:ascii="Arial" w:hAnsi="Arial" w:cs="Arial"/>
-        </w:rPr>
-        <w:t>chromedriver</w:t>
-      </w:r>
-      <w:proofErr w:type="spellEnd"/>
-      <w:r>
-        <w:rPr>
-          <w:rFonts w:ascii="Arial" w:hAnsi="Arial" w:cs="Arial"/>
-        </w:rPr>
+        <w:rPr/>
+        <w:t>ChromiumDriver</w:t>
+      </w:r>
+      <w:r>
+        <w:rPr/>
+        <w:t>(</w:t>
+      </w:r>
+      <w:r>
+        <w:rPr/>
+        <w:t>open-source</w:t>
+      </w:r>
+      <w:r>
+        <w:rPr/>
+        <w:t xml:space="preserve"> project) is the Selenium base class for Chromium-based browsers such as Chrome and Microsoft Edge. It provides the functionality </w:t>
+      </w:r>
+      <w:r>
+        <w:rPr/>
+        <w:t>required</w:t>
+      </w:r>
+      <w:r>
+        <w:rPr/>
+        <w:t xml:space="preserve"> to communicate with Chrome </w:t>
+      </w:r>
+      <w:r>
+        <w:rPr/>
+        <w:t>DevTools</w:t>
+      </w:r>
+      <w:r>
+        <w:rPr/>
+        <w:t xml:space="preserve"> Protocol (CDP). Since </w:t>
+      </w:r>
+      <w:r>
+        <w:rPr/>
+        <w:t>ChromeDriver</w:t>
+      </w:r>
+      <w:r>
+        <w:rPr/>
         <w:t xml:space="preserve"> and </w:t>
       </w:r>
-      <w:proofErr w:type="spellStart"/>
-      <w:r>
-        <w:rPr>
-          <w:rFonts w:ascii="Arial" w:hAnsi="Arial" w:cs="Arial"/>
-        </w:rPr>
-        <w:t>edgedriver</w:t>
-      </w:r>
-      <w:proofErr w:type="spellEnd"/>
-      <w:r>
-        <w:rPr>
-          <w:rFonts w:ascii="Arial" w:hAnsi="Arial" w:cs="Arial"/>
-        </w:rPr>
-        <w:t xml:space="preserve"> this allow this object use methods </w:t>
-      </w:r>
-      <w:proofErr w:type="spellStart"/>
-      <w:r>
-        <w:rPr>
-          <w:rFonts w:ascii="Arial" w:hAnsi="Arial" w:cs="Arial"/>
-        </w:rPr>
+      <w:r>
+        <w:rPr/>
+        <w:t>EdgeDriver</w:t>
+      </w:r>
+      <w:r>
+        <w:rPr/>
+        <w:t xml:space="preserve"> extend </w:t>
+      </w:r>
+      <w:r>
+        <w:rPr/>
+        <w:t>ChromiumDriver</w:t>
+      </w:r>
+      <w:r>
+        <w:rPr/>
+        <w:t xml:space="preserve">, they inherit these capabilities and can use the </w:t>
+      </w:r>
+      <w:r>
+        <w:rPr/>
+        <w:t>DevTools</w:t>
+      </w:r>
+      <w:r>
+        <w:rPr/>
+        <w:t xml:space="preserve"> API.</w:t>
+      </w:r>
+    </w:p>
+    <w:p>
+      <w:pPr>
+        <w:pStyle w:val="Normal"/>
+      </w:pPr>
+      <w:r>
+        <w:rPr/>
+        <w:t xml:space="preserve">Selenium also provides the </w:t>
+      </w:r>
+      <w:r>
+        <w:rPr/>
+        <w:t>executeCdpCommand</w:t>
+      </w:r>
+      <w:r>
+        <w:rPr/>
+        <w:t xml:space="preserve">() method, which allows you to send raw CDP commands directly by specifying the command name and its parameters. This approach bypasses Selenium's typed </w:t>
+      </w:r>
+      <w:r>
+        <w:rPr/>
+        <w:t>DevTools</w:t>
+      </w:r>
+      <w:r>
+        <w:rPr/>
+        <w:t xml:space="preserve"> API, but it does not bypass </w:t>
+      </w:r>
+      <w:r>
+        <w:rPr/>
+        <w:t>ChromiumDriver</w:t>
+      </w:r>
+      <w:r>
+        <w:rPr/>
+        <w:t xml:space="preserve"> itself. While it offers greater flexibility for unsupported or newly introduced CDP commands, it is </w:t>
+      </w:r>
+      <w:r>
+        <w:rPr/>
+        <w:t>generally less</w:t>
+      </w:r>
+      <w:r>
+        <w:rPr/>
+        <w:t xml:space="preserve"> type-safe and less maintainable than using the </w:t>
+      </w:r>
+      <w:r>
+        <w:rPr/>
+        <w:t>DevTools</w:t>
+      </w:r>
+      <w:r>
+        <w:rPr/>
+        <w:t xml:space="preserve"> API.</w:t>
+      </w:r>
+    </w:p>
+    <w:p>
+      <w:pPr>
+        <w:pStyle w:val="Normal"/>
+      </w:pPr>
+      <w:r>
+        <w:rPr/>
+        <w:t>Because CDP is specific to Chromium-based browsers, code written with executeCdpCommand() is not portable to browsers that do not support CDP, such as Firefox. The DevTools API also relies on CDP, but it provides a higher-level, strongly typed abstraction that is easier to read and maintain.</w:t>
+      </w:r>
+      <w:r>
+        <w:br/>
+      </w:r>
+      <w:r>
+        <w:br/>
+      </w:r>
+      <w:r>
+        <w:rPr/>
+        <w:t>Localization Testing</w:t>
+      </w:r>
+    </w:p>
+    <w:p>
+      <w:r>
+        <w:t>Use</w:t>
+      </w:r>
+      <w:r>
+        <w:t xml:space="preserve"> </w:t>
+      </w:r>
+      <w:proofErr w:type="spellStart"/>
+      <w:r>
+        <w:t>Emulation.setGeolocationOverri</w:t>
+      </w:r>
+      <w:r>
+        <w:t>de</w:t>
+      </w:r>
+      <w:proofErr w:type="spellEnd"/>
+      <w:r>
+        <w:t xml:space="preserve"> command to </w:t>
+      </w:r>
+      <w:r>
+        <w:t xml:space="preserve">set the localization of the test execution through </w:t>
+      </w:r>
+      <w:proofErr w:type="spellStart"/>
+      <w:r>
+        <w:t>devtools</w:t>
+      </w:r>
+      <w:proofErr w:type="spellEnd"/>
+      <w:r>
+        <w:t>.</w:t>
+      </w:r>
+      <w:r>
+        <w:br/>
+      </w:r>
+      <w:r>
+        <w:br/>
+      </w:r>
+      <w:r>
+        <w:t>Network Request and Response Data</w:t>
+      </w:r>
+    </w:p>
+    <w:p>
+      <w:r>
+        <w:rPr/>
+        <w:t xml:space="preserve">You can track </w:t>
+      </w:r>
+      <w:r>
+        <w:rPr/>
         <w:t>tha</w:t>
       </w:r>
-      <w:proofErr w:type="spellEnd"/>
-      <w:r>
-        <w:rPr>
-          <w:rFonts w:ascii="Arial" w:hAnsi="Arial" w:cs="Arial"/>
-        </w:rPr>
-        <w:t xml:space="preserve"> communicate in chromium to </w:t>
-      </w:r>
-      <w:proofErr w:type="spellStart"/>
-      <w:r>
-        <w:rPr>
-          <w:rFonts w:ascii="Arial" w:hAnsi="Arial" w:cs="Arial"/>
-        </w:rPr>
+      <w:r>
+        <w:rPr/>
+        <w:t xml:space="preserve"> </w:t>
+      </w:r>
+      <w:r>
+        <w:rPr/>
+        <w:t>api</w:t>
+      </w:r>
+      <w:r>
+        <w:rPr/>
+        <w:t xml:space="preserve"> calls failure with </w:t>
+      </w:r>
+      <w:r>
+        <w:rPr/>
+        <w:t>cdp</w:t>
+      </w:r>
+      <w:r>
+        <w:rPr/>
+        <w:t xml:space="preserve"> commands to make the execution test more </w:t>
+      </w:r>
+      <w:r>
+        <w:rPr/>
+        <w:t>trazabilitys</w:t>
+      </w:r>
+      <w:r>
+        <w:rPr/>
+        <w:t xml:space="preserve">, for example we can use the </w:t>
+      </w:r>
+      <w:r>
+        <w:rPr/>
+        <w:t>cdp</w:t>
+      </w:r>
+      <w:r>
+        <w:rPr/>
+        <w:t xml:space="preserve"> commands like:</w:t>
+      </w:r>
+      <w:r>
+        <w:rPr/>
+        <w:t xml:space="preserve"> </w:t>
+      </w:r>
+      <w:r>
+        <w:rPr/>
+        <w:t>Network.responseReceived</w:t>
+      </w:r>
+      <w:r>
+        <w:rPr/>
+        <w:t xml:space="preserve"> to </w:t>
+      </w:r>
+      <w:r>
+        <w:rPr/>
+        <w:t xml:space="preserve">get data that was receive of </w:t>
+      </w:r>
+      <w:r>
+        <w:rPr/>
+        <w:t xml:space="preserve">a </w:t>
+      </w:r>
+      <w:r>
+        <w:rPr/>
+        <w:t>call, or</w:t>
+      </w:r>
+      <w:r>
+        <w:rPr/>
+        <w:t xml:space="preserve"> obtain data that will sent in one request with </w:t>
+      </w:r>
+      <w:r>
+        <w:rPr/>
+        <w:t>Network.requestWillBeSent</w:t>
+      </w:r>
+      <w:r>
+        <w:rPr/>
+        <w:t>.</w:t>
+      </w:r>
+      <w:r>
+        <w:rPr/>
+        <w:t xml:space="preserve"> </w:t>
+      </w:r>
+      <w:r>
+        <w:br/>
+      </w:r>
+    </w:p>
+    <w:p>
+      <w:r>
+        <w:rPr/>
+        <w:t>Fecht domain</w:t>
+      </w:r>
+      <w:r>
+        <w:br/>
+      </w:r>
+      <w:r>
+        <w:rPr/>
+        <w:t xml:space="preserve">Works to </w:t>
+      </w:r>
+      <w:r>
+        <w:rPr/>
+        <w:t>intecerter</w:t>
+      </w:r>
+      <w:r>
+        <w:rPr/>
+        <w:t xml:space="preserve"> a request or response, to </w:t>
+      </w:r>
+      <w:r>
+        <w:rPr/>
+        <w:t>moking</w:t>
+      </w:r>
+      <w:r>
+        <w:rPr/>
+        <w:t xml:space="preserve"> </w:t>
+      </w:r>
+      <w:r>
+        <w:rPr/>
+        <w:t xml:space="preserve">or </w:t>
+      </w:r>
+      <w:r>
+        <w:rPr/>
+        <w:t>modify</w:t>
+      </w:r>
+      <w:r>
+        <w:rPr/>
+        <w:t xml:space="preserve"> this</w:t>
+      </w:r>
+      <w:r>
+        <w:br/>
+      </w:r>
+      <w:r>
+        <w:br/>
+      </w:r>
+      <w:r>
+        <w:rPr/>
+        <w:t xml:space="preserve">In this domain </w:t>
+      </w:r>
+      <w:r>
+        <w:rPr/>
+        <w:t>yo</w:t>
+      </w:r>
+      <w:r>
+        <w:rPr/>
+        <w:t xml:space="preserve"> can use </w:t>
+      </w:r>
+      <w:r>
+        <w:rPr/>
+        <w:t>Fecth</w:t>
+      </w:r>
+      <w:r>
+        <w:rPr/>
+        <w:t xml:space="preserve"> domain object of java to send or cause </w:t>
+      </w:r>
+      <w:r>
+        <w:rPr/>
+        <w:t>an</w:t>
+      </w:r>
+      <w:r>
+        <w:rPr/>
+        <w:t xml:space="preserve"> fail </w:t>
+      </w:r>
+      <w:r>
+        <w:rPr/>
+        <w:t>repsonse</w:t>
+      </w:r>
+      <w:r>
+        <w:rPr/>
+        <w:t xml:space="preserve"> </w:t>
+      </w:r>
+      <w:r>
+        <w:rPr/>
+        <w:t>wwith</w:t>
+      </w:r>
+      <w:r>
+        <w:rPr/>
+        <w:t xml:space="preserve"> </w:t>
+      </w:r>
+      <w:r>
+        <w:rPr/>
+        <w:t xml:space="preserve">failRequest </w:t>
+      </w:r>
+      <w:r>
+        <w:rPr/>
+        <w:t xml:space="preserve">methos this works to map request </w:t>
+      </w:r>
+      <w:r>
+        <w:rPr/>
+        <w:t>tha</w:t>
+      </w:r>
+      <w:r>
+        <w:rPr/>
+        <w:t xml:space="preserve"> </w:t>
+      </w:r>
+      <w:r>
+        <w:rPr/>
+        <w:t>contian</w:t>
+      </w:r>
+      <w:r>
+        <w:rPr/>
+        <w:t xml:space="preserve"> a problem a</w:t>
+      </w:r>
+      <w:r>
+        <w:rPr/>
+        <w:t xml:space="preserve"> send </w:t>
+      </w:r>
+      <w:r>
+        <w:rPr/>
+        <w:t>rason</w:t>
+      </w:r>
+      <w:r>
+        <w:rPr/>
+        <w:t xml:space="preserve"> with Error object </w:t>
+      </w:r>
+      <w:r>
+        <w:rPr/>
+        <w:t>Network.ErrorReason #</w:t>
+      </w:r>
+    </w:p>
+    <w:p>
+      <w:pPr>
+        <w:pStyle w:val="Normal"/>
+      </w:pPr>
+      <w:r>
+        <w:rPr/>
+        <w:t>Network level fetch failure reason.</w:t>
+      </w:r>
+    </w:p>
+    <w:p>
+      <w:pPr>
+        <w:pStyle w:val="Normal"/>
+      </w:pPr>
+      <w:r>
+        <w:rPr/>
+        <w:t xml:space="preserve">Allowed Values: Failed, Aborted, </w:t>
+      </w:r>
+      <w:r>
+        <w:rPr/>
+        <w:t>TimedOut</w:t>
+      </w:r>
+      <w:r>
+        <w:rPr/>
+        <w:t xml:space="preserve">, </w:t>
+      </w:r>
+      <w:r>
+        <w:rPr/>
+        <w:t>AccessDenied</w:t>
+      </w:r>
+      <w:r>
+        <w:rPr/>
+        <w:t xml:space="preserve">, </w:t>
+      </w:r>
+      <w:r>
+        <w:rPr/>
+        <w:t>ConnectionClosed</w:t>
+      </w:r>
+      <w:r>
+        <w:rPr/>
+        <w:t xml:space="preserve">, </w:t>
+      </w:r>
+      <w:r>
+        <w:rPr/>
+        <w:t>ConnectionReset</w:t>
+      </w:r>
+      <w:r>
+        <w:rPr/>
+        <w:t xml:space="preserve">, </w:t>
+      </w:r>
+      <w:r>
+        <w:rPr/>
+        <w:t>ConnectionRefused</w:t>
+      </w:r>
+      <w:r>
+        <w:rPr/>
+        <w:t xml:space="preserve">, </w:t>
+      </w:r>
+      <w:r>
+        <w:rPr/>
+        <w:t>ConnectionAborted</w:t>
+      </w:r>
+      <w:r>
+        <w:rPr/>
+        <w:t xml:space="preserve">, </w:t>
+      </w:r>
+      <w:r>
+        <w:rPr/>
+        <w:t>ConnectionFailed</w:t>
+      </w:r>
+      <w:r>
+        <w:rPr/>
+        <w:t xml:space="preserve">, </w:t>
+      </w:r>
+      <w:r>
+        <w:rPr/>
+        <w:t>NameNotResolved</w:t>
+      </w:r>
+      <w:r>
+        <w:rPr/>
+        <w:t xml:space="preserve">, </w:t>
+      </w:r>
+      <w:r>
+        <w:rPr/>
+        <w:t>InternetDisconnected</w:t>
+      </w:r>
+      <w:r>
+        <w:rPr/>
+        <w:t xml:space="preserve">, </w:t>
+      </w:r>
+      <w:r>
+        <w:rPr/>
+        <w:t>AddressUnreachable</w:t>
+      </w:r>
+      <w:r>
+        <w:rPr/>
+        <w:t xml:space="preserve">, </w:t>
+      </w:r>
+      <w:r>
+        <w:rPr/>
+        <w:t>BlockedByClient</w:t>
+      </w:r>
+      <w:r>
+        <w:rPr/>
+        <w:t xml:space="preserve">, </w:t>
+      </w:r>
+      <w:r>
+        <w:rPr/>
+        <w:t>BlockedByResponse</w:t>
+      </w:r>
+      <w:r>
+        <w:br/>
+      </w:r>
+      <w:r>
+        <w:br/>
+      </w:r>
+      <w:r>
+        <w:rPr/>
+        <w:t xml:space="preserve">Also  we can block diuferent request to improve for example test speed, with Network domain and </w:t>
+      </w:r>
+      <w:r>
+        <w:rPr/>
         <w:t>devtools</w:t>
       </w:r>
-      <w:proofErr w:type="spellEnd"/>
-      <w:r>
-        <w:rPr>
-          <w:rFonts w:ascii="Arial" w:hAnsi="Arial" w:cs="Arial"/>
-        </w:rPr>
+      <w:r>
+        <w:rPr/>
+        <w:t xml:space="preserve"> object </w:t>
+      </w:r>
+      <w:r>
+        <w:rPr/>
+        <w:t>i</w:t>
+      </w:r>
+      <w:r>
+        <w:rPr/>
+        <w:t xml:space="preserve"> can use the method</w:t>
+      </w:r>
+      <w:r>
+        <w:rPr/>
         <w:t xml:space="preserve"> </w:t>
       </w:r>
       <w:r>
-        <w:rPr>
-          <w:rFonts w:ascii="Arial" w:hAnsi="Arial" w:cs="Arial"/>
-        </w:rPr>
+        <w:rPr/>
+        <w:t>setBlockedURLs</w:t>
+      </w:r>
+      <w:r>
+        <w:rPr/>
+        <w:t xml:space="preserve"> to achieve this for example we can bloc .</w:t>
+      </w:r>
+      <w:r>
+        <w:rPr/>
+        <w:t>css</w:t>
+      </w:r>
+      <w:r>
+        <w:rPr/>
+        <w:t xml:space="preserve"> and .jpg files, </w:t>
+      </w:r>
+      <w:r>
+        <w:rPr/>
+        <w:t>achive</w:t>
+      </w:r>
+      <w:r>
+        <w:rPr/>
+        <w:t xml:space="preserve"> </w:t>
+      </w:r>
+      <w:r>
+        <w:rPr/>
+        <w:t>icrease</w:t>
+      </w:r>
+      <w:r>
+        <w:rPr/>
+        <w:t xml:space="preserve"> the speed when </w:t>
+      </w:r>
+      <w:r>
+        <w:rPr/>
+        <w:t>dont</w:t>
+      </w:r>
+      <w:r>
+        <w:rPr/>
+        <w:t xml:space="preserve"> spend time loading this</w:t>
+      </w:r>
+    </w:p>
+    <w:p>
+      <w:pPr>
+        <w:pStyle w:val="Normal"/>
+        <w:suppressLineNumbers w:val="0"/>
+        <w:bidi w:val="0"/>
+        <w:spacing w:before="0" w:beforeAutospacing="off" w:after="160" w:afterAutospacing="off" w:line="278" w:lineRule="auto"/>
+        <w:ind w:left="0" w:right="0"/>
+        <w:jc w:val="left"/>
+      </w:pPr>
+      <w:r>
+        <w:rPr/>
+        <w:t xml:space="preserve">Also, in the NETWORK </w:t>
+      </w:r>
+      <w:r>
+        <w:rPr/>
+        <w:t>DOMAIN  we</w:t>
+      </w:r>
+      <w:r>
+        <w:rPr/>
+        <w:t xml:space="preserve"> have methods to emulate networks </w:t>
+      </w:r>
+      <w:r>
+        <w:rPr/>
+        <w:t>condiction</w:t>
+      </w:r>
+      <w:r>
+        <w:rPr/>
+        <w:t xml:space="preserve"> </w:t>
+      </w:r>
+      <w:r>
+        <w:rPr/>
+        <w:t>, that are “</w:t>
+      </w:r>
+      <w:r>
+        <w:rPr/>
+        <w:t>Network.emulateNetworkConditions</w:t>
+      </w:r>
+      <w:r>
+        <w:rPr/>
+        <w:t>”,  this</w:t>
+      </w:r>
+      <w:r>
+        <w:rPr/>
+        <w:t xml:space="preserve"> is use to limit speed of test and cancel the </w:t>
+      </w:r>
+      <w:r>
+        <w:rPr/>
+        <w:t>intenrtnert</w:t>
+      </w:r>
+      <w:r>
+        <w:rPr/>
+        <w:t xml:space="preserve"> </w:t>
+      </w:r>
+      <w:r>
+        <w:rPr/>
+        <w:t>conectio</w:t>
+      </w:r>
+      <w:r>
+        <w:rPr/>
+        <w:t xml:space="preserve"> in </w:t>
+      </w:r>
+      <w:r>
+        <w:rPr/>
+        <w:t>exexutipón</w:t>
+      </w:r>
+      <w:r>
+        <w:rPr/>
+        <w:t xml:space="preserve"> for example,</w:t>
+      </w:r>
+      <w:r>
+        <w:rPr/>
+        <w:t xml:space="preserve"> this is useful to validate </w:t>
+      </w:r>
+      <w:r>
+        <w:rPr/>
+        <w:t xml:space="preserve">bug reports </w:t>
+      </w:r>
+      <w:r>
+        <w:rPr/>
+        <w:t>vy</w:t>
+      </w:r>
+      <w:r>
+        <w:rPr/>
+        <w:t xml:space="preserve"> user with bad connection, validate loading with spinner,  </w:t>
+      </w:r>
+      <w:r>
+        <w:rPr/>
+        <w:t>tiomeouts</w:t>
+      </w:r>
+      <w:r>
+        <w:rPr/>
+        <w:t xml:space="preserve"> and errors manage, when the request </w:t>
+      </w:r>
+      <w:r>
+        <w:rPr/>
+        <w:t xml:space="preserve">have more time </w:t>
+      </w:r>
+      <w:r>
+        <w:rPr/>
+        <w:t>that</w:t>
+      </w:r>
+      <w:r>
+        <w:rPr/>
+        <w:t xml:space="preserve"> expected what do system are?</w:t>
+      </w:r>
+    </w:p>
+    <w:p>
+      <w:pPr>
+        <w:pStyle w:val="Normal"/>
+        <w:suppressLineNumbers w:val="0"/>
+        <w:bidi w:val="0"/>
+        <w:spacing w:before="0" w:beforeAutospacing="off" w:after="160" w:afterAutospacing="off" w:line="278" w:lineRule="auto"/>
+        <w:ind w:left="0" w:right="0"/>
+        <w:jc w:val="left"/>
+      </w:pPr>
+    </w:p>
+    <w:p>
+      <w:pPr>
+        <w:pStyle w:val="Normal"/>
+        <w:suppressLineNumbers w:val="0"/>
+        <w:bidi w:val="0"/>
+        <w:spacing w:before="0" w:beforeAutospacing="off" w:after="160" w:afterAutospacing="off" w:line="278" w:lineRule="auto"/>
+        <w:ind w:left="0" w:right="0"/>
+        <w:jc w:val="left"/>
+      </w:pPr>
+      <w:r>
+        <w:rPr/>
+        <w:t>HasAutentication</w:t>
+      </w:r>
+      <w:r>
+        <w:rPr/>
+        <w:t xml:space="preserve"> Interface (Integrated in Chrome </w:t>
+      </w:r>
+      <w:r>
+        <w:rPr/>
+        <w:t>Dirver</w:t>
+      </w:r>
+      <w:r>
+        <w:rPr/>
+        <w:t xml:space="preserve"> in Driver class we need cast).</w:t>
+      </w:r>
+    </w:p>
+    <w:p>
+      <w:pPr>
+        <w:pStyle w:val="Normal"/>
+        <w:suppressLineNumbers w:val="0"/>
+        <w:bidi w:val="0"/>
+        <w:spacing w:before="0" w:beforeAutospacing="off" w:after="160" w:afterAutospacing="off" w:line="278" w:lineRule="auto"/>
+        <w:ind w:left="0" w:right="0"/>
+        <w:jc w:val="left"/>
+      </w:pPr>
+      <w:r>
+        <w:rPr/>
+        <w:t>This</w:t>
+      </w:r>
+      <w:r>
+        <w:rPr/>
+        <w:t xml:space="preserve"> interface is </w:t>
+      </w:r>
+      <w:r>
+        <w:rPr/>
+        <w:t>use</w:t>
+      </w:r>
+      <w:r>
+        <w:rPr/>
+        <w:t xml:space="preserve"> </w:t>
+      </w:r>
+      <w:r>
+        <w:rPr/>
+        <w:t>generally to</w:t>
+      </w:r>
+      <w:r>
+        <w:rPr/>
+        <w:t xml:space="preserve"> login </w:t>
+      </w:r>
+      <w:r>
+        <w:rPr/>
+        <w:t>in</w:t>
+      </w:r>
+      <w:r>
+        <w:rPr/>
+        <w:t xml:space="preserve"> site that </w:t>
+      </w:r>
+      <w:r>
+        <w:rPr/>
+        <w:t>hace</w:t>
+      </w:r>
+      <w:r>
+        <w:rPr/>
+        <w:t xml:space="preserve"> popup login of browser, and we </w:t>
+      </w:r>
+      <w:r>
+        <w:rPr/>
+        <w:t>can’t</w:t>
+      </w:r>
+      <w:r>
+        <w:rPr/>
+        <w:t xml:space="preserve"> </w:t>
+      </w:r>
+      <w:r>
+        <w:rPr/>
+        <w:t>acces</w:t>
+      </w:r>
+      <w:r>
+        <w:rPr/>
+        <w:t xml:space="preserve"> to this with </w:t>
+      </w:r>
+      <w:r>
+        <w:rPr/>
+        <w:t>with</w:t>
+      </w:r>
+      <w:r>
+        <w:rPr/>
+        <w:t xml:space="preserve"> </w:t>
+      </w:r>
+      <w:r>
+        <w:rPr/>
+        <w:t>locartors</w:t>
+      </w:r>
+      <w:r>
+        <w:rPr/>
+        <w:t>,</w:t>
+      </w:r>
+      <w:r>
         <w:br/>
       </w:r>
       <w:r>
-        <w:rPr>
-          <w:rFonts w:ascii="Arial" w:hAnsi="Arial" w:cs="Arial"/>
-        </w:rPr>
-        <w:t>Also, we can send command directly to browser using “</w:t>
-      </w:r>
-      <w:proofErr w:type="spellStart"/>
-      <w:r>
-        <w:rPr>
-          <w:rFonts w:ascii="Arial" w:hAnsi="Arial" w:cs="Arial"/>
-        </w:rPr>
-        <w:t>driver.executecommands</w:t>
-      </w:r>
-      <w:proofErr w:type="spellEnd"/>
-      <w:r>
-        <w:rPr>
-          <w:rFonts w:ascii="Arial" w:hAnsi="Arial" w:cs="Arial"/>
-        </w:rPr>
-        <w:t xml:space="preserve">” function, the chromium is a tool that allow communicate been a proxy that work how interpreter but with this another way you can skip this and send directly instructions to the browser, but it is not the best practice, but the code is bind directly with chrome browser or another, since the commands are specific for each browser, chromium fix this since is more portable. </w:t>
-      </w:r>
-      <w:r>
-        <w:rPr>
-          <w:rFonts w:ascii="Arial" w:hAnsi="Arial" w:cs="Arial"/>
-        </w:rPr>
         <w:br/>
       </w:r>
       <w:r>
-        <w:rPr>
-          <w:rFonts w:ascii="Arial" w:hAnsi="Arial" w:cs="Arial"/>
-        </w:rPr>
+        <w:rPr/>
+        <w:t xml:space="preserve">Another way, is </w:t>
+      </w:r>
+      <w:r>
+        <w:rPr/>
+        <w:t>use</w:t>
+      </w:r>
+      <w:r>
+        <w:rPr/>
+        <w:t xml:space="preserve"> </w:t>
+      </w:r>
+      <w:r>
+        <w:rPr/>
+        <w:t>paramter</w:t>
+      </w:r>
+      <w:r>
+        <w:rPr/>
+        <w:t xml:space="preserve"> in the </w:t>
+      </w:r>
+      <w:r>
+        <w:rPr/>
+        <w:t>url</w:t>
+      </w:r>
+      <w:r>
+        <w:rPr/>
+        <w:t xml:space="preserve"> example: “http://</w:t>
+      </w:r>
+      <w:r>
+        <w:rPr/>
+        <w:t>U</w:t>
+      </w:r>
+      <w:r>
+        <w:rPr/>
+        <w:t>sername:Pass</w:t>
+      </w:r>
+      <w:r>
+        <w:rPr/>
+        <w:t>word</w:t>
+      </w:r>
+      <w:r>
+        <w:rPr/>
+        <w:t>@</w:t>
+      </w:r>
+      <w:r>
+        <w:rPr/>
+        <w:t>”.</w:t>
+      </w:r>
+    </w:p>
+    <w:p>
+      <w:pPr>
+        <w:pStyle w:val="Normal"/>
+        <w:suppressLineNumbers w:val="0"/>
+        <w:bidi w:val="0"/>
+        <w:spacing w:before="0" w:beforeAutospacing="off" w:after="160" w:afterAutospacing="off" w:line="278" w:lineRule="auto"/>
+        <w:ind w:left="0" w:right="0"/>
+        <w:jc w:val="left"/>
+      </w:pPr>
+      <w:r>
+        <w:rPr/>
+        <w:t xml:space="preserve">LogEntries get with </w:t>
+      </w:r>
+      <w:r>
+        <w:rPr/>
+        <w:t>driver.mange.log.get</w:t>
+      </w:r>
+      <w:r>
+        <w:rPr/>
+        <w:t>(LOGTYPE.browser)</w:t>
+      </w:r>
+    </w:p>
+    <w:p>
+      <w:pPr>
+        <w:pStyle w:val="Normal"/>
+        <w:suppressLineNumbers w:val="0"/>
+        <w:bidi w:val="0"/>
+        <w:spacing w:before="0" w:beforeAutospacing="off" w:after="160" w:afterAutospacing="off" w:line="278" w:lineRule="auto"/>
+        <w:ind w:left="0" w:right="0"/>
+        <w:jc w:val="left"/>
+      </w:pPr>
+      <w:r>
+        <w:rPr/>
+        <w:t xml:space="preserve">You can with this get </w:t>
+      </w:r>
+      <w:r>
+        <w:rPr/>
+        <w:t>los</w:t>
+      </w:r>
+      <w:r>
+        <w:rPr/>
+        <w:t xml:space="preserve"> of </w:t>
+      </w:r>
+      <w:r>
+        <w:rPr/>
+        <w:t>devtools</w:t>
+      </w:r>
+      <w:r>
+        <w:rPr/>
+        <w:t xml:space="preserve"> domain, in </w:t>
+      </w:r>
+      <w:r>
+        <w:rPr/>
+        <w:t>thi</w:t>
+      </w:r>
+      <w:r>
+        <w:rPr/>
+        <w:t xml:space="preserve"> case with parameter </w:t>
+      </w:r>
+      <w:r>
+        <w:rPr/>
+        <w:t>LOGTYPE.browser</w:t>
+      </w:r>
+      <w:r>
+        <w:rPr/>
+        <w:t xml:space="preserve"> you can get console </w:t>
+      </w:r>
+      <w:r>
+        <w:rPr/>
+        <w:t>javascript</w:t>
+      </w:r>
+      <w:r>
+        <w:rPr/>
+        <w:t xml:space="preserve"> errors, to </w:t>
+      </w:r>
+      <w:r>
+        <w:rPr/>
+        <w:t>helful</w:t>
+      </w:r>
+      <w:r>
+        <w:rPr/>
+        <w:t xml:space="preserve"> a </w:t>
+      </w:r>
+      <w:r>
+        <w:rPr/>
+        <w:t>deteminated</w:t>
+      </w:r>
+      <w:r>
+        <w:rPr/>
+        <w:t xml:space="preserve"> a problem in</w:t>
+      </w:r>
+      <w:r>
+        <w:rPr/>
+        <w:t xml:space="preserve"> the </w:t>
+      </w:r>
+      <w:r>
+        <w:rPr/>
+        <w:t>exectution</w:t>
+      </w:r>
+      <w:r>
+        <w:rPr/>
+        <w:t>.</w:t>
+      </w:r>
+      <w:r>
         <w:br/>
       </w:r>
+      <w:r>
+        <w:br/>
+      </w:r>
+      <w:r>
+        <w:rPr/>
+        <w:t>AUTOIT</w:t>
+      </w:r>
+    </w:p>
+    <w:p>
+      <w:pPr>
+        <w:pStyle w:val="Normal"/>
+        <w:suppressLineNumbers w:val="0"/>
+        <w:bidi w:val="0"/>
+        <w:spacing w:before="0" w:beforeAutospacing="off" w:after="160" w:afterAutospacing="off" w:line="278" w:lineRule="auto"/>
+        <w:ind w:left="0" w:right="0"/>
+        <w:jc w:val="left"/>
+      </w:pPr>
+      <w:r>
+        <w:rPr>
+          <w:lang w:val="es-ES"/>
+        </w:rPr>
+        <w:t xml:space="preserve">Se utiliza para mapear elementos de explorador de archivos de </w:t>
+      </w:r>
+      <w:r>
+        <w:rPr>
+          <w:lang w:val="es-ES"/>
+        </w:rPr>
+        <w:t>windows</w:t>
+      </w:r>
+      <w:r>
+        <w:rPr>
+          <w:lang w:val="es-ES"/>
+        </w:rPr>
+        <w:t xml:space="preserve">, y en base a esto </w:t>
+      </w:r>
+      <w:r>
+        <w:rPr>
+          <w:lang w:val="es-ES"/>
+        </w:rPr>
+        <w:t>creaer</w:t>
+      </w:r>
+      <w:r>
+        <w:rPr>
+          <w:lang w:val="es-ES"/>
+        </w:rPr>
+        <w:t xml:space="preserve"> un </w:t>
+      </w:r>
+      <w:r>
+        <w:rPr>
+          <w:lang w:val="es-ES"/>
+        </w:rPr>
+        <w:t>escrpit</w:t>
+      </w:r>
+      <w:r>
+        <w:rPr>
+          <w:lang w:val="es-ES"/>
+        </w:rPr>
+        <w:t xml:space="preserve"> para ser copilado en .</w:t>
+      </w:r>
+      <w:r>
+        <w:rPr>
+          <w:lang w:val="es-ES"/>
+        </w:rPr>
+        <w:t>exem</w:t>
+      </w:r>
+      <w:r>
+        <w:rPr>
+          <w:lang w:val="es-ES"/>
+        </w:rPr>
+        <w:t xml:space="preserve">  el </w:t>
+      </w:r>
+      <w:r>
+        <w:rPr>
+          <w:lang w:val="es-ES"/>
+        </w:rPr>
+        <w:t>msmo</w:t>
+      </w:r>
+      <w:r>
+        <w:rPr>
+          <w:lang w:val="es-ES"/>
+        </w:rPr>
+        <w:t xml:space="preserve"> ser utilizado </w:t>
+      </w:r>
+      <w:r>
+        <w:rPr>
+          <w:lang w:val="es-ES"/>
+        </w:rPr>
+        <w:t>eln</w:t>
+      </w:r>
+      <w:r>
+        <w:rPr>
+          <w:lang w:val="es-ES"/>
+        </w:rPr>
+        <w:t xml:space="preserve"> </w:t>
+      </w:r>
+      <w:r>
+        <w:rPr>
+          <w:lang w:val="es-ES"/>
+        </w:rPr>
+        <w:t>selenium</w:t>
+      </w:r>
+      <w:r>
+        <w:rPr>
+          <w:lang w:val="es-ES"/>
+        </w:rPr>
+        <w:t xml:space="preserve"> por </w:t>
+      </w:r>
+      <w:r>
+        <w:rPr>
+          <w:lang w:val="es-ES"/>
+        </w:rPr>
+        <w:t>ejmplo</w:t>
+      </w:r>
+      <w:r>
+        <w:rPr>
+          <w:lang w:val="es-ES"/>
+        </w:rPr>
+        <w:t xml:space="preserve"> para su</w:t>
+      </w:r>
+      <w:r>
+        <w:rPr>
+          <w:lang w:val="es-ES"/>
+        </w:rPr>
+        <w:t xml:space="preserve">bir archivos a la </w:t>
+      </w:r>
+      <w:r>
+        <w:rPr>
+          <w:lang w:val="es-ES"/>
+        </w:rPr>
+        <w:t>automatizaci´pon</w:t>
+      </w:r>
+      <w:r>
+        <w:rPr>
+          <w:lang w:val="es-ES"/>
+        </w:rPr>
+        <w:t xml:space="preserve"> en el navegador, </w:t>
+      </w:r>
+      <w:r>
+        <w:rPr>
+          <w:lang w:val="es-ES"/>
+        </w:rPr>
+        <w:t>cubrinedo</w:t>
+      </w:r>
+      <w:r>
+        <w:rPr>
+          <w:lang w:val="es-ES"/>
+        </w:rPr>
+        <w:t xml:space="preserve"> limitantes a </w:t>
+      </w:r>
+      <w:r>
+        <w:rPr>
+          <w:lang w:val="es-ES"/>
+        </w:rPr>
+        <w:t>als</w:t>
+      </w:r>
+      <w:r>
+        <w:rPr>
+          <w:lang w:val="es-ES"/>
+        </w:rPr>
+        <w:t xml:space="preserve"> cuales </w:t>
+      </w:r>
+      <w:r>
+        <w:rPr>
+          <w:lang w:val="es-ES"/>
+        </w:rPr>
+        <w:t>selnium</w:t>
+      </w:r>
+      <w:r>
+        <w:rPr>
+          <w:lang w:val="es-ES"/>
+        </w:rPr>
+        <w:t xml:space="preserve"> no puede llegar por </w:t>
+      </w:r>
+      <w:r>
+        <w:rPr>
+          <w:lang w:val="es-ES"/>
+        </w:rPr>
+        <w:t>si</w:t>
+      </w:r>
+      <w:r>
+        <w:rPr>
+          <w:lang w:val="es-ES"/>
+        </w:rPr>
+        <w:t xml:space="preserve"> solo como el uso </w:t>
+      </w:r>
+      <w:r>
+        <w:rPr>
+          <w:lang w:val="es-ES"/>
+        </w:rPr>
+        <w:t>de el</w:t>
+      </w:r>
+      <w:r>
+        <w:rPr>
+          <w:lang w:val="es-ES"/>
+        </w:rPr>
+        <w:t xml:space="preserve"> explorador de archivos de </w:t>
+      </w:r>
+      <w:r>
+        <w:rPr>
+          <w:lang w:val="es-ES"/>
+        </w:rPr>
+        <w:t>windows</w:t>
+      </w:r>
+      <w:r>
+        <w:rPr>
+          <w:lang w:val="es-ES"/>
+        </w:rPr>
+        <w:t xml:space="preserve">, es imporante </w:t>
+      </w:r>
+      <w:r>
+        <w:rPr>
+          <w:lang w:val="es-ES"/>
+        </w:rPr>
+        <w:t>proimero</w:t>
+      </w:r>
+      <w:r>
+        <w:rPr>
+          <w:lang w:val="es-ES"/>
+        </w:rPr>
+        <w:t xml:space="preserve"> instalar autoit en </w:t>
+      </w:r>
+      <w:r>
+        <w:rPr>
+          <w:lang w:val="es-ES"/>
+        </w:rPr>
+        <w:t>windows</w:t>
+      </w:r>
+      <w:r>
+        <w:rPr>
+          <w:lang w:val="es-ES"/>
+        </w:rPr>
+        <w:t>, luego abrir e</w:t>
+      </w:r>
+      <w:r>
+        <w:rPr>
+          <w:lang w:val="es-ES"/>
+        </w:rPr>
+        <w:t xml:space="preserve">l </w:t>
+      </w:r>
+      <w:r>
+        <w:rPr>
+          <w:lang w:val="es-ES"/>
+        </w:rPr>
+        <w:t>scaner</w:t>
+      </w:r>
+      <w:r>
+        <w:rPr>
+          <w:lang w:val="es-ES"/>
+        </w:rPr>
+        <w:t xml:space="preserve"> de elementos aut3</w:t>
+      </w:r>
+      <w:r>
+        <w:rPr>
+          <w:lang w:val="es-ES"/>
+        </w:rPr>
+        <w:t xml:space="preserve">info </w:t>
+      </w:r>
+      <w:r>
+        <w:rPr>
+          <w:lang w:val="es-ES"/>
+        </w:rPr>
+        <w:t xml:space="preserve">del mismo </w:t>
+      </w:r>
+      <w:r>
+        <w:rPr>
+          <w:lang w:val="es-ES"/>
+        </w:rPr>
+        <w:t>program</w:t>
+      </w:r>
+      <w:r>
+        <w:rPr>
+          <w:lang w:val="es-ES"/>
+        </w:rPr>
+        <w:t xml:space="preserve"> y en base a esto </w:t>
+      </w:r>
+      <w:r>
+        <w:rPr>
+          <w:lang w:val="es-ES"/>
+        </w:rPr>
+        <w:t>abriiri</w:t>
+      </w:r>
+      <w:r>
+        <w:rPr>
+          <w:lang w:val="es-ES"/>
+        </w:rPr>
+        <w:t xml:space="preserve"> </w:t>
+      </w:r>
+      <w:r>
+        <w:rPr>
+          <w:lang w:val="es-ES"/>
+        </w:rPr>
+        <w:t>autoit</w:t>
+      </w:r>
+      <w:r>
+        <w:rPr>
+          <w:lang w:val="es-ES"/>
+        </w:rPr>
+        <w:t xml:space="preserve"> </w:t>
+      </w:r>
+      <w:r>
+        <w:rPr>
+          <w:lang w:val="es-ES"/>
+        </w:rPr>
+        <w:t xml:space="preserve">() -scite.exe </w:t>
+      </w:r>
+      <w:r>
+        <w:rPr>
+          <w:lang w:val="es-ES"/>
+        </w:rPr>
+        <w:t xml:space="preserve">para ir </w:t>
+      </w:r>
+      <w:r>
+        <w:rPr>
+          <w:lang w:val="es-ES"/>
+        </w:rPr>
+        <w:t>genrarndo</w:t>
+      </w:r>
+      <w:r>
+        <w:rPr>
+          <w:lang w:val="es-ES"/>
+        </w:rPr>
+        <w:t xml:space="preserve"> el script, y por ultimo compilar a .exe</w:t>
+      </w:r>
+      <w:r>
+        <w:rPr>
+          <w:lang w:val="es-ES"/>
+        </w:rPr>
+        <w:t xml:space="preserve">, esto para mediante la clase </w:t>
+      </w:r>
+      <w:r>
+        <w:rPr>
+          <w:lang w:val="es-ES"/>
+        </w:rPr>
+        <w:t>Runtime</w:t>
+      </w:r>
+      <w:r>
+        <w:rPr>
+          <w:lang w:val="es-ES"/>
+        </w:rPr>
+        <w:t xml:space="preserve"> de java </w:t>
+      </w:r>
+      <w:r>
+        <w:rPr>
+          <w:lang w:val="es-ES"/>
+        </w:rPr>
+        <w:t>ejcutarlo</w:t>
+      </w:r>
+      <w:r>
+        <w:rPr>
+          <w:lang w:val="es-ES"/>
+        </w:rPr>
+        <w:t xml:space="preserve"> durante la </w:t>
+      </w:r>
+      <w:r>
+        <w:rPr>
+          <w:lang w:val="es-ES"/>
+        </w:rPr>
+        <w:t>ejcuición</w:t>
+      </w:r>
+      <w:r>
+        <w:rPr>
+          <w:lang w:val="es-ES"/>
+        </w:rPr>
+        <w:t xml:space="preserve"> de </w:t>
+      </w:r>
+      <w:r>
+        <w:rPr>
+          <w:lang w:val="es-ES"/>
+        </w:rPr>
+        <w:t>slenium</w:t>
+      </w:r>
+      <w:r>
+        <w:rPr>
+          <w:lang w:val="es-ES"/>
+        </w:rPr>
+        <w:t xml:space="preserve">, </w:t>
+      </w:r>
+      <w:r>
+        <w:br/>
+      </w:r>
+      <w:r>
+        <w:br/>
+      </w:r>
+      <w:r>
+        <w:rPr>
+          <w:lang w:val="es-ES"/>
+        </w:rPr>
+        <w:t xml:space="preserve">Autoit script </w:t>
+      </w:r>
+      <w:r>
+        <w:rPr>
+          <w:lang w:val="es-ES"/>
+        </w:rPr>
+        <w:t>options</w:t>
+      </w:r>
+      <w:r>
+        <w:rPr>
+          <w:lang w:val="es-ES"/>
+        </w:rPr>
+        <w:t xml:space="preserve"> </w:t>
+      </w:r>
+      <w:r>
+        <w:rPr>
+          <w:lang w:val="es-ES"/>
+        </w:rPr>
+        <w:t>to</w:t>
+      </w:r>
+      <w:r>
+        <w:rPr>
+          <w:lang w:val="es-ES"/>
+        </w:rPr>
+        <w:t xml:space="preserve"> use :</w:t>
+      </w:r>
+      <w:r>
+        <w:br/>
+      </w:r>
+      <w:r>
+        <w:br/>
+      </w:r>
+      <w:r>
+        <w:rPr>
+          <w:lang w:val="es-ES"/>
+        </w:rPr>
+        <w:t>ControlFocus</w:t>
+      </w:r>
+      <w:r>
+        <w:br/>
+      </w:r>
+      <w:r>
+        <w:rPr>
+          <w:lang w:val="es-ES"/>
+        </w:rPr>
+        <w:t>ControlSetText</w:t>
+      </w:r>
+      <w:r>
+        <w:br/>
+      </w:r>
+      <w:r>
+        <w:rPr>
+          <w:lang w:val="es-ES"/>
+        </w:rPr>
+        <w:t>ControlClick</w:t>
+      </w:r>
+      <w:r>
+        <w:br/>
+      </w:r>
+      <w:r>
+        <w:br/>
+      </w:r>
+      <w:r>
+        <w:br/>
+      </w:r>
+      <w:r>
+        <w:rPr>
+          <w:lang w:val="es-ES"/>
+        </w:rPr>
+        <w:t xml:space="preserve">Ingresar a una </w:t>
+      </w:r>
+      <w:r>
+        <w:rPr>
+          <w:lang w:val="es-ES"/>
+        </w:rPr>
+        <w:t>pgina</w:t>
+      </w:r>
+      <w:r>
+        <w:rPr>
+          <w:lang w:val="es-ES"/>
+        </w:rPr>
+        <w:t xml:space="preserve"> para convertir un archivo </w:t>
+      </w:r>
+      <w:r>
+        <w:rPr>
+          <w:lang w:val="es-ES"/>
+        </w:rPr>
+        <w:t>word</w:t>
+      </w:r>
+      <w:r>
+        <w:rPr>
+          <w:lang w:val="es-ES"/>
+        </w:rPr>
+        <w:t xml:space="preserve"> a </w:t>
+      </w:r>
+      <w:r>
+        <w:rPr>
+          <w:lang w:val="es-ES"/>
+        </w:rPr>
+        <w:t>pdf</w:t>
+      </w:r>
+      <w:r>
+        <w:rPr>
+          <w:lang w:val="es-ES"/>
+        </w:rPr>
+        <w:t xml:space="preserve"> </w:t>
+      </w:r>
+      <w:r>
+        <w:rPr>
+          <w:lang w:val="es-ES"/>
+        </w:rPr>
+        <w:t>utlizando</w:t>
+      </w:r>
+      <w:r>
+        <w:rPr>
+          <w:lang w:val="es-ES"/>
+        </w:rPr>
+        <w:t xml:space="preserve"> autoit</w:t>
+      </w:r>
+      <w:r>
+        <w:br/>
+      </w:r>
+      <w:r>
+        <w:rPr>
+          <w:lang w:val="es-ES"/>
+        </w:rPr>
+        <w:t xml:space="preserve">Primero por medio del .exe </w:t>
+      </w:r>
+      <w:r>
+        <w:rPr>
+          <w:lang w:val="es-ES"/>
+        </w:rPr>
+        <w:t>genrado</w:t>
+      </w:r>
+      <w:r>
+        <w:rPr>
+          <w:lang w:val="es-ES"/>
+        </w:rPr>
+        <w:t xml:space="preserve"> por el script </w:t>
+      </w:r>
+      <w:r>
+        <w:rPr>
+          <w:lang w:val="es-ES"/>
+        </w:rPr>
+        <w:t>autit</w:t>
+      </w:r>
+      <w:r>
+        <w:rPr>
+          <w:lang w:val="es-ES"/>
+        </w:rPr>
+        <w:t xml:space="preserve"> </w:t>
+      </w:r>
+      <w:r>
+        <w:rPr>
+          <w:lang w:val="es-ES"/>
+        </w:rPr>
+        <w:t>subir el archivo.</w:t>
+      </w:r>
+      <w:r>
+        <w:br/>
+      </w:r>
+      <w:r>
+        <w:rPr>
+          <w:lang w:val="es-ES"/>
+        </w:rPr>
+        <w:t>Luego dirigirse a descargar el archivo.</w:t>
+      </w:r>
+    </w:p>
+    <w:p>
+      <w:pPr>
+        <w:pStyle w:val="Normal"/>
+        <w:suppressLineNumbers w:val="0"/>
+        <w:bidi w:val="0"/>
+        <w:spacing w:before="0" w:beforeAutospacing="off" w:after="160" w:afterAutospacing="off" w:line="278" w:lineRule="auto"/>
+        <w:ind w:left="0" w:right="0"/>
+        <w:jc w:val="left"/>
+      </w:pPr>
+      <w:r>
+        <w:rPr>
+          <w:lang w:val="es-ES"/>
+        </w:rPr>
+        <w:t xml:space="preserve">Y finalmente </w:t>
+      </w:r>
+      <w:r>
+        <w:rPr>
+          <w:lang w:val="es-ES"/>
+        </w:rPr>
+        <w:t>valdiar</w:t>
+      </w:r>
+      <w:r>
+        <w:rPr>
+          <w:lang w:val="es-ES"/>
+        </w:rPr>
+        <w:t xml:space="preserve"> con la clase </w:t>
+      </w:r>
+      <w:r>
+        <w:rPr>
+          <w:lang w:val="es-ES"/>
+        </w:rPr>
+        <w:t>FIle</w:t>
+      </w:r>
+      <w:r>
+        <w:rPr>
+          <w:lang w:val="es-ES"/>
+        </w:rPr>
+        <w:t xml:space="preserve"> si el archivo se </w:t>
+      </w:r>
+      <w:r>
+        <w:rPr>
+          <w:lang w:val="es-ES"/>
+        </w:rPr>
+        <w:t>descar</w:t>
+      </w:r>
+      <w:r>
+        <w:rPr>
+          <w:lang w:val="es-ES"/>
+        </w:rPr>
+        <w:t xml:space="preserve"> </w:t>
+      </w:r>
+      <w:r>
+        <w:rPr>
+          <w:lang w:val="es-ES"/>
+        </w:rPr>
+        <w:t>ccago</w:t>
+      </w:r>
+      <w:r>
+        <w:rPr>
+          <w:lang w:val="es-ES"/>
+        </w:rPr>
+        <w:t xml:space="preserve"> correctamente y </w:t>
+      </w:r>
+      <w:r>
+        <w:rPr>
+          <w:lang w:val="es-ES"/>
+        </w:rPr>
+        <w:t>impimir</w:t>
+      </w:r>
+      <w:r>
+        <w:rPr>
+          <w:lang w:val="es-ES"/>
+        </w:rPr>
+        <w:t xml:space="preserve"> File foudn</w:t>
+      </w:r>
     </w:p>
     <w:sectPr>
-      <w:pgSz w:w="12240" w:h="15840"/>
+      <w:pgSz w:w="12240" w:h="15840" w:orient="portrait"/>
       <w:pgMar w:top="1417" w:right="1701" w:bottom="1417" w:left="1701" w:header="720" w:footer="720" w:gutter="0"/>
       <w:cols w:space="720"/>
       <w:docGrid w:linePitch="360"/>
@@ -3630,7 +4698,7 @@
         <w:ind w:left="720" w:hanging="360"/>
       </w:pPr>
       <w:rPr>
-        <w:rFonts w:ascii="Symbol" w:hAnsi="Symbol" w:hint="default"/>
+        <w:rFonts w:hint="default" w:ascii="Symbol" w:hAnsi="Symbol"/>
       </w:rPr>
     </w:lvl>
     <w:lvl w:ilvl="1" w:tplc="140A0003" w:tentative="1">
@@ -3642,7 +4710,7 @@
         <w:ind w:left="1440" w:hanging="360"/>
       </w:pPr>
       <w:rPr>
-        <w:rFonts w:ascii="Courier New" w:hAnsi="Courier New" w:cs="Courier New" w:hint="default"/>
+        <w:rFonts w:hint="default" w:ascii="Courier New" w:hAnsi="Courier New" w:cs="Courier New"/>
       </w:rPr>
     </w:lvl>
     <w:lvl w:ilvl="2" w:tplc="140A0005" w:tentative="1">
@@ -3654,7 +4722,7 @@
         <w:ind w:left="2160" w:hanging="360"/>
       </w:pPr>
       <w:rPr>
-        <w:rFonts w:ascii="Wingdings" w:hAnsi="Wingdings" w:hint="default"/>
+        <w:rFonts w:hint="default" w:ascii="Wingdings" w:hAnsi="Wingdings"/>
       </w:rPr>
     </w:lvl>
     <w:lvl w:ilvl="3" w:tplc="140A0001" w:tentative="1">
@@ -3666,7 +4734,7 @@
         <w:ind w:left="2880" w:hanging="360"/>
       </w:pPr>
       <w:rPr>
-        <w:rFonts w:ascii="Symbol" w:hAnsi="Symbol" w:hint="default"/>
+        <w:rFonts w:hint="default" w:ascii="Symbol" w:hAnsi="Symbol"/>
       </w:rPr>
     </w:lvl>
     <w:lvl w:ilvl="4" w:tplc="140A0003" w:tentative="1">
@@ -3678,7 +4746,7 @@
         <w:ind w:left="3600" w:hanging="360"/>
       </w:pPr>
       <w:rPr>
-        <w:rFonts w:ascii="Courier New" w:hAnsi="Courier New" w:cs="Courier New" w:hint="default"/>
+        <w:rFonts w:hint="default" w:ascii="Courier New" w:hAnsi="Courier New" w:cs="Courier New"/>
       </w:rPr>
     </w:lvl>
     <w:lvl w:ilvl="5" w:tplc="140A0005" w:tentative="1">
@@ -3690,7 +4758,7 @@
         <w:ind w:left="4320" w:hanging="360"/>
       </w:pPr>
       <w:rPr>
-        <w:rFonts w:ascii="Wingdings" w:hAnsi="Wingdings" w:hint="default"/>
+        <w:rFonts w:hint="default" w:ascii="Wingdings" w:hAnsi="Wingdings"/>
       </w:rPr>
     </w:lvl>
     <w:lvl w:ilvl="6" w:tplc="140A0001" w:tentative="1">
@@ -3702,7 +4770,7 @@
         <w:ind w:left="5040" w:hanging="360"/>
       </w:pPr>
       <w:rPr>
-        <w:rFonts w:ascii="Symbol" w:hAnsi="Symbol" w:hint="default"/>
+        <w:rFonts w:hint="default" w:ascii="Symbol" w:hAnsi="Symbol"/>
       </w:rPr>
     </w:lvl>
     <w:lvl w:ilvl="7" w:tplc="140A0003" w:tentative="1">
@@ -3714,7 +4782,7 @@
         <w:ind w:left="5760" w:hanging="360"/>
       </w:pPr>
       <w:rPr>
-        <w:rFonts w:ascii="Courier New" w:hAnsi="Courier New" w:cs="Courier New" w:hint="default"/>
+        <w:rFonts w:hint="default" w:ascii="Courier New" w:hAnsi="Courier New" w:cs="Courier New"/>
       </w:rPr>
     </w:lvl>
     <w:lvl w:ilvl="8" w:tplc="140A0005" w:tentative="1">
@@ -3726,7 +4794,7 @@
         <w:ind w:left="6480" w:hanging="360"/>
       </w:pPr>
       <w:rPr>
-        <w:rFonts w:ascii="Wingdings" w:hAnsi="Wingdings" w:hint="default"/>
+        <w:rFonts w:hint="default" w:ascii="Wingdings" w:hAnsi="Wingdings"/>
       </w:rPr>
     </w:lvl>
   </w:abstractNum>
@@ -3746,7 +4814,7 @@
         <w:ind w:left="720" w:hanging="360"/>
       </w:pPr>
       <w:rPr>
-        <w:rFonts w:ascii="Symbol" w:hAnsi="Symbol" w:hint="default"/>
+        <w:rFonts w:hint="default" w:ascii="Symbol" w:hAnsi="Symbol"/>
         <w:sz w:val="20"/>
       </w:rPr>
     </w:lvl>
@@ -3762,7 +4830,7 @@
         <w:ind w:left="1440" w:hanging="360"/>
       </w:pPr>
       <w:rPr>
-        <w:rFonts w:ascii="Courier New" w:hAnsi="Courier New" w:hint="default"/>
+        <w:rFonts w:hint="default" w:ascii="Courier New" w:hAnsi="Courier New"/>
         <w:sz w:val="20"/>
       </w:rPr>
     </w:lvl>
@@ -3778,7 +4846,7 @@
         <w:ind w:left="2160" w:hanging="360"/>
       </w:pPr>
       <w:rPr>
-        <w:rFonts w:ascii="Wingdings" w:hAnsi="Wingdings" w:hint="default"/>
+        <w:rFonts w:hint="default" w:ascii="Wingdings" w:hAnsi="Wingdings"/>
         <w:sz w:val="20"/>
       </w:rPr>
     </w:lvl>
@@ -3794,7 +4862,7 @@
         <w:ind w:left="2880" w:hanging="360"/>
       </w:pPr>
       <w:rPr>
-        <w:rFonts w:ascii="Wingdings" w:hAnsi="Wingdings" w:hint="default"/>
+        <w:rFonts w:hint="default" w:ascii="Wingdings" w:hAnsi="Wingdings"/>
         <w:sz w:val="20"/>
       </w:rPr>
     </w:lvl>
@@ -3810,7 +4878,7 @@
         <w:ind w:left="3600" w:hanging="360"/>
       </w:pPr>
       <w:rPr>
-        <w:rFonts w:ascii="Wingdings" w:hAnsi="Wingdings" w:hint="default"/>
+        <w:rFonts w:hint="default" w:ascii="Wingdings" w:hAnsi="Wingdings"/>
         <w:sz w:val="20"/>
       </w:rPr>
     </w:lvl>
@@ -3826,7 +4894,7 @@
         <w:ind w:left="4320" w:hanging="360"/>
       </w:pPr>
       <w:rPr>
-        <w:rFonts w:ascii="Wingdings" w:hAnsi="Wingdings" w:hint="default"/>
+        <w:rFonts w:hint="default" w:ascii="Wingdings" w:hAnsi="Wingdings"/>
         <w:sz w:val="20"/>
       </w:rPr>
     </w:lvl>
@@ -3842,7 +4910,7 @@
         <w:ind w:left="5040" w:hanging="360"/>
       </w:pPr>
       <w:rPr>
-        <w:rFonts w:ascii="Wingdings" w:hAnsi="Wingdings" w:hint="default"/>
+        <w:rFonts w:hint="default" w:ascii="Wingdings" w:hAnsi="Wingdings"/>
         <w:sz w:val="20"/>
       </w:rPr>
     </w:lvl>
@@ -3858,7 +4926,7 @@
         <w:ind w:left="5760" w:hanging="360"/>
       </w:pPr>
       <w:rPr>
-        <w:rFonts w:ascii="Wingdings" w:hAnsi="Wingdings" w:hint="default"/>
+        <w:rFonts w:hint="default" w:ascii="Wingdings" w:hAnsi="Wingdings"/>
         <w:sz w:val="20"/>
       </w:rPr>
     </w:lvl>
@@ -3874,7 +4942,7 @@
         <w:ind w:left="6480" w:hanging="360"/>
       </w:pPr>
       <w:rPr>
-        <w:rFonts w:ascii="Wingdings" w:hAnsi="Wingdings" w:hint="default"/>
+        <w:rFonts w:hint="default" w:ascii="Wingdings" w:hAnsi="Wingdings"/>
         <w:sz w:val="20"/>
       </w:rPr>
     </w:lvl>
@@ -3895,7 +4963,7 @@
         <w:ind w:left="720" w:hanging="360"/>
       </w:pPr>
       <w:rPr>
-        <w:rFonts w:ascii="Symbol" w:hAnsi="Symbol" w:hint="default"/>
+        <w:rFonts w:hint="default" w:ascii="Symbol" w:hAnsi="Symbol"/>
         <w:sz w:val="20"/>
       </w:rPr>
     </w:lvl>
@@ -3911,7 +4979,7 @@
         <w:ind w:left="1440" w:hanging="360"/>
       </w:pPr>
       <w:rPr>
-        <w:rFonts w:ascii="Courier New" w:hAnsi="Courier New" w:hint="default"/>
+        <w:rFonts w:hint="default" w:ascii="Courier New" w:hAnsi="Courier New"/>
         <w:sz w:val="20"/>
       </w:rPr>
     </w:lvl>
@@ -3927,7 +4995,7 @@
         <w:ind w:left="2160" w:hanging="360"/>
       </w:pPr>
       <w:rPr>
-        <w:rFonts w:ascii="Wingdings" w:hAnsi="Wingdings" w:hint="default"/>
+        <w:rFonts w:hint="default" w:ascii="Wingdings" w:hAnsi="Wingdings"/>
         <w:sz w:val="20"/>
       </w:rPr>
     </w:lvl>
@@ -3943,7 +5011,7 @@
         <w:ind w:left="2880" w:hanging="360"/>
       </w:pPr>
       <w:rPr>
-        <w:rFonts w:ascii="Wingdings" w:hAnsi="Wingdings" w:hint="default"/>
+        <w:rFonts w:hint="default" w:ascii="Wingdings" w:hAnsi="Wingdings"/>
         <w:sz w:val="20"/>
       </w:rPr>
     </w:lvl>
@@ -3959,7 +5027,7 @@
         <w:ind w:left="3600" w:hanging="360"/>
       </w:pPr>
       <w:rPr>
-        <w:rFonts w:ascii="Wingdings" w:hAnsi="Wingdings" w:hint="default"/>
+        <w:rFonts w:hint="default" w:ascii="Wingdings" w:hAnsi="Wingdings"/>
         <w:sz w:val="20"/>
       </w:rPr>
     </w:lvl>
@@ -3975,7 +5043,7 @@
         <w:ind w:left="4320" w:hanging="360"/>
       </w:pPr>
       <w:rPr>
-        <w:rFonts w:ascii="Wingdings" w:hAnsi="Wingdings" w:hint="default"/>
+        <w:rFonts w:hint="default" w:ascii="Wingdings" w:hAnsi="Wingdings"/>
         <w:sz w:val="20"/>
       </w:rPr>
     </w:lvl>
@@ -3991,7 +5059,7 @@
         <w:ind w:left="5040" w:hanging="360"/>
       </w:pPr>
       <w:rPr>
-        <w:rFonts w:ascii="Wingdings" w:hAnsi="Wingdings" w:hint="default"/>
+        <w:rFonts w:hint="default" w:ascii="Wingdings" w:hAnsi="Wingdings"/>
         <w:sz w:val="20"/>
       </w:rPr>
     </w:lvl>
@@ -4007,7 +5075,7 @@
         <w:ind w:left="5760" w:hanging="360"/>
       </w:pPr>
       <w:rPr>
-        <w:rFonts w:ascii="Wingdings" w:hAnsi="Wingdings" w:hint="default"/>
+        <w:rFonts w:hint="default" w:ascii="Wingdings" w:hAnsi="Wingdings"/>
         <w:sz w:val="20"/>
       </w:rPr>
     </w:lvl>
@@ -4023,7 +5091,7 @@
         <w:ind w:left="6480" w:hanging="360"/>
       </w:pPr>
       <w:rPr>
-        <w:rFonts w:ascii="Wingdings" w:hAnsi="Wingdings" w:hint="default"/>
+        <w:rFonts w:hint="default" w:ascii="Wingdings" w:hAnsi="Wingdings"/>
         <w:sz w:val="20"/>
       </w:rPr>
     </w:lvl>
@@ -4044,7 +5112,7 @@
         <w:ind w:left="720" w:hanging="360"/>
       </w:pPr>
       <w:rPr>
-        <w:rFonts w:ascii="Symbol" w:hAnsi="Symbol" w:hint="default"/>
+        <w:rFonts w:hint="default" w:ascii="Symbol" w:hAnsi="Symbol"/>
         <w:sz w:val="20"/>
       </w:rPr>
     </w:lvl>
@@ -4060,7 +5128,7 @@
         <w:ind w:left="1440" w:hanging="360"/>
       </w:pPr>
       <w:rPr>
-        <w:rFonts w:ascii="Courier New" w:hAnsi="Courier New" w:hint="default"/>
+        <w:rFonts w:hint="default" w:ascii="Courier New" w:hAnsi="Courier New"/>
         <w:sz w:val="20"/>
       </w:rPr>
     </w:lvl>
@@ -4076,7 +5144,7 @@
         <w:ind w:left="2160" w:hanging="360"/>
       </w:pPr>
       <w:rPr>
-        <w:rFonts w:ascii="Wingdings" w:hAnsi="Wingdings" w:hint="default"/>
+        <w:rFonts w:hint="default" w:ascii="Wingdings" w:hAnsi="Wingdings"/>
         <w:sz w:val="20"/>
       </w:rPr>
     </w:lvl>
@@ -4092,7 +5160,7 @@
         <w:ind w:left="2880" w:hanging="360"/>
       </w:pPr>
       <w:rPr>
-        <w:rFonts w:ascii="Wingdings" w:hAnsi="Wingdings" w:hint="default"/>
+        <w:rFonts w:hint="default" w:ascii="Wingdings" w:hAnsi="Wingdings"/>
         <w:sz w:val="20"/>
       </w:rPr>
     </w:lvl>
@@ -4108,7 +5176,7 @@
         <w:ind w:left="3600" w:hanging="360"/>
       </w:pPr>
       <w:rPr>
-        <w:rFonts w:ascii="Wingdings" w:hAnsi="Wingdings" w:hint="default"/>
+        <w:rFonts w:hint="default" w:ascii="Wingdings" w:hAnsi="Wingdings"/>
         <w:sz w:val="20"/>
       </w:rPr>
     </w:lvl>
@@ -4124,7 +5192,7 @@
         <w:ind w:left="4320" w:hanging="360"/>
       </w:pPr>
       <w:rPr>
-        <w:rFonts w:ascii="Wingdings" w:hAnsi="Wingdings" w:hint="default"/>
+        <w:rFonts w:hint="default" w:ascii="Wingdings" w:hAnsi="Wingdings"/>
         <w:sz w:val="20"/>
       </w:rPr>
     </w:lvl>
@@ -4140,7 +5208,7 @@
         <w:ind w:left="5040" w:hanging="360"/>
       </w:pPr>
       <w:rPr>
-        <w:rFonts w:ascii="Wingdings" w:hAnsi="Wingdings" w:hint="default"/>
+        <w:rFonts w:hint="default" w:ascii="Wingdings" w:hAnsi="Wingdings"/>
         <w:sz w:val="20"/>
       </w:rPr>
     </w:lvl>
@@ -4156,7 +5224,7 @@
         <w:ind w:left="5760" w:hanging="360"/>
       </w:pPr>
       <w:rPr>
-        <w:rFonts w:ascii="Wingdings" w:hAnsi="Wingdings" w:hint="default"/>
+        <w:rFonts w:hint="default" w:ascii="Wingdings" w:hAnsi="Wingdings"/>
         <w:sz w:val="20"/>
       </w:rPr>
     </w:lvl>
@@ -4172,7 +5240,7 @@
         <w:ind w:left="6480" w:hanging="360"/>
       </w:pPr>
       <w:rPr>
-        <w:rFonts w:ascii="Wingdings" w:hAnsi="Wingdings" w:hint="default"/>
+        <w:rFonts w:hint="default" w:ascii="Wingdings" w:hAnsi="Wingdings"/>
         <w:sz w:val="20"/>
       </w:rPr>
     </w:lvl>
@@ -4190,7 +5258,7 @@
         <w:ind w:left="360" w:hanging="360"/>
       </w:pPr>
       <w:rPr>
-        <w:rFonts w:ascii="Symbol" w:hAnsi="Symbol" w:hint="default"/>
+        <w:rFonts w:hint="default" w:ascii="Symbol" w:hAnsi="Symbol"/>
       </w:rPr>
     </w:lvl>
     <w:lvl w:ilvl="1" w:tplc="140A0003" w:tentative="1">
@@ -4202,7 +5270,7 @@
         <w:ind w:left="1080" w:hanging="360"/>
       </w:pPr>
       <w:rPr>
-        <w:rFonts w:ascii="Courier New" w:hAnsi="Courier New" w:cs="Courier New" w:hint="default"/>
+        <w:rFonts w:hint="default" w:ascii="Courier New" w:hAnsi="Courier New" w:cs="Courier New"/>
       </w:rPr>
     </w:lvl>
     <w:lvl w:ilvl="2" w:tplc="140A0005" w:tentative="1">
@@ -4214,7 +5282,7 @@
         <w:ind w:left="1800" w:hanging="360"/>
       </w:pPr>
       <w:rPr>
-        <w:rFonts w:ascii="Wingdings" w:hAnsi="Wingdings" w:hint="default"/>
+        <w:rFonts w:hint="default" w:ascii="Wingdings" w:hAnsi="Wingdings"/>
       </w:rPr>
     </w:lvl>
     <w:lvl w:ilvl="3" w:tplc="140A0001" w:tentative="1">
@@ -4226,7 +5294,7 @@
         <w:ind w:left="2520" w:hanging="360"/>
       </w:pPr>
       <w:rPr>
-        <w:rFonts w:ascii="Symbol" w:hAnsi="Symbol" w:hint="default"/>
+        <w:rFonts w:hint="default" w:ascii="Symbol" w:hAnsi="Symbol"/>
       </w:rPr>
     </w:lvl>
     <w:lvl w:ilvl="4" w:tplc="140A0003" w:tentative="1">
@@ -4238,7 +5306,7 @@
         <w:ind w:left="3240" w:hanging="360"/>
       </w:pPr>
       <w:rPr>
-        <w:rFonts w:ascii="Courier New" w:hAnsi="Courier New" w:cs="Courier New" w:hint="default"/>
+        <w:rFonts w:hint="default" w:ascii="Courier New" w:hAnsi="Courier New" w:cs="Courier New"/>
       </w:rPr>
     </w:lvl>
     <w:lvl w:ilvl="5" w:tplc="140A0005" w:tentative="1">
@@ -4250,7 +5318,7 @@
         <w:ind w:left="3960" w:hanging="360"/>
       </w:pPr>
       <w:rPr>
-        <w:rFonts w:ascii="Wingdings" w:hAnsi="Wingdings" w:hint="default"/>
+        <w:rFonts w:hint="default" w:ascii="Wingdings" w:hAnsi="Wingdings"/>
       </w:rPr>
     </w:lvl>
     <w:lvl w:ilvl="6" w:tplc="140A0001" w:tentative="1">
@@ -4262,7 +5330,7 @@
         <w:ind w:left="4680" w:hanging="360"/>
       </w:pPr>
       <w:rPr>
-        <w:rFonts w:ascii="Symbol" w:hAnsi="Symbol" w:hint="default"/>
+        <w:rFonts w:hint="default" w:ascii="Symbol" w:hAnsi="Symbol"/>
       </w:rPr>
     </w:lvl>
     <w:lvl w:ilvl="7" w:tplc="140A0003" w:tentative="1">
@@ -4274,7 +5342,7 @@
         <w:ind w:left="5400" w:hanging="360"/>
       </w:pPr>
       <w:rPr>
-        <w:rFonts w:ascii="Courier New" w:hAnsi="Courier New" w:cs="Courier New" w:hint="default"/>
+        <w:rFonts w:hint="default" w:ascii="Courier New" w:hAnsi="Courier New" w:cs="Courier New"/>
       </w:rPr>
     </w:lvl>
     <w:lvl w:ilvl="8" w:tplc="140A0005" w:tentative="1">
@@ -4286,7 +5354,7 @@
         <w:ind w:left="6120" w:hanging="360"/>
       </w:pPr>
       <w:rPr>
-        <w:rFonts w:ascii="Wingdings" w:hAnsi="Wingdings" w:hint="default"/>
+        <w:rFonts w:hint="default" w:ascii="Wingdings" w:hAnsi="Wingdings"/>
       </w:rPr>
     </w:lvl>
   </w:abstractNum>
@@ -4306,7 +5374,7 @@
         <w:ind w:left="720" w:hanging="360"/>
       </w:pPr>
       <w:rPr>
-        <w:rFonts w:ascii="Symbol" w:hAnsi="Symbol" w:hint="default"/>
+        <w:rFonts w:hint="default" w:ascii="Symbol" w:hAnsi="Symbol"/>
         <w:sz w:val="20"/>
       </w:rPr>
     </w:lvl>
@@ -4322,7 +5390,7 @@
         <w:ind w:left="1440" w:hanging="360"/>
       </w:pPr>
       <w:rPr>
-        <w:rFonts w:ascii="Courier New" w:hAnsi="Courier New" w:hint="default"/>
+        <w:rFonts w:hint="default" w:ascii="Courier New" w:hAnsi="Courier New"/>
         <w:sz w:val="20"/>
       </w:rPr>
     </w:lvl>
@@ -4338,7 +5406,7 @@
         <w:ind w:left="2160" w:hanging="360"/>
       </w:pPr>
       <w:rPr>
-        <w:rFonts w:ascii="Wingdings" w:hAnsi="Wingdings" w:hint="default"/>
+        <w:rFonts w:hint="default" w:ascii="Wingdings" w:hAnsi="Wingdings"/>
         <w:sz w:val="20"/>
       </w:rPr>
     </w:lvl>
@@ -4354,7 +5422,7 @@
         <w:ind w:left="2880" w:hanging="360"/>
       </w:pPr>
       <w:rPr>
-        <w:rFonts w:ascii="Wingdings" w:hAnsi="Wingdings" w:hint="default"/>
+        <w:rFonts w:hint="default" w:ascii="Wingdings" w:hAnsi="Wingdings"/>
         <w:sz w:val="20"/>
       </w:rPr>
     </w:lvl>
@@ -4370,7 +5438,7 @@
         <w:ind w:left="3600" w:hanging="360"/>
       </w:pPr>
       <w:rPr>
-        <w:rFonts w:ascii="Wingdings" w:hAnsi="Wingdings" w:hint="default"/>
+        <w:rFonts w:hint="default" w:ascii="Wingdings" w:hAnsi="Wingdings"/>
         <w:sz w:val="20"/>
       </w:rPr>
     </w:lvl>
@@ -4386,7 +5454,7 @@
         <w:ind w:left="4320" w:hanging="360"/>
       </w:pPr>
       <w:rPr>
-        <w:rFonts w:ascii="Wingdings" w:hAnsi="Wingdings" w:hint="default"/>
+        <w:rFonts w:hint="default" w:ascii="Wingdings" w:hAnsi="Wingdings"/>
         <w:sz w:val="20"/>
       </w:rPr>
     </w:lvl>
@@ -4402,7 +5470,7 @@
         <w:ind w:left="5040" w:hanging="360"/>
       </w:pPr>
       <w:rPr>
-        <w:rFonts w:ascii="Wingdings" w:hAnsi="Wingdings" w:hint="default"/>
+        <w:rFonts w:hint="default" w:ascii="Wingdings" w:hAnsi="Wingdings"/>
         <w:sz w:val="20"/>
       </w:rPr>
     </w:lvl>
@@ -4418,7 +5486,7 @@
         <w:ind w:left="5760" w:hanging="360"/>
       </w:pPr>
       <w:rPr>
-        <w:rFonts w:ascii="Wingdings" w:hAnsi="Wingdings" w:hint="default"/>
+        <w:rFonts w:hint="default" w:ascii="Wingdings" w:hAnsi="Wingdings"/>
         <w:sz w:val="20"/>
       </w:rPr>
     </w:lvl>
@@ -4434,7 +5502,7 @@
         <w:ind w:left="6480" w:hanging="360"/>
       </w:pPr>
       <w:rPr>
-        <w:rFonts w:ascii="Wingdings" w:hAnsi="Wingdings" w:hint="default"/>
+        <w:rFonts w:hint="default" w:ascii="Wingdings" w:hAnsi="Wingdings"/>
         <w:sz w:val="20"/>
       </w:rPr>
     </w:lvl>
@@ -4642,7 +5710,7 @@
         <w:ind w:left="1440" w:hanging="360"/>
       </w:pPr>
       <w:rPr>
-        <w:rFonts w:ascii="Courier New" w:hAnsi="Courier New" w:hint="default"/>
+        <w:rFonts w:hint="default" w:ascii="Courier New" w:hAnsi="Courier New"/>
         <w:sz w:val="20"/>
       </w:rPr>
     </w:lvl>
@@ -4744,7 +5812,7 @@
         <w:ind w:left="720" w:hanging="360"/>
       </w:pPr>
       <w:rPr>
-        <w:rFonts w:ascii="Symbol" w:hAnsi="Symbol" w:hint="default"/>
+        <w:rFonts w:hint="default" w:ascii="Symbol" w:hAnsi="Symbol"/>
       </w:rPr>
     </w:lvl>
     <w:lvl w:ilvl="1" w:tplc="140A0003" w:tentative="1">
@@ -4756,7 +5824,7 @@
         <w:ind w:left="1440" w:hanging="360"/>
       </w:pPr>
       <w:rPr>
-        <w:rFonts w:ascii="Courier New" w:hAnsi="Courier New" w:cs="Courier New" w:hint="default"/>
+        <w:rFonts w:hint="default" w:ascii="Courier New" w:hAnsi="Courier New" w:cs="Courier New"/>
       </w:rPr>
     </w:lvl>
     <w:lvl w:ilvl="2" w:tplc="140A0005" w:tentative="1">
@@ -4768,7 +5836,7 @@
         <w:ind w:left="2160" w:hanging="360"/>
       </w:pPr>
       <w:rPr>
-        <w:rFonts w:ascii="Wingdings" w:hAnsi="Wingdings" w:hint="default"/>
+        <w:rFonts w:hint="default" w:ascii="Wingdings" w:hAnsi="Wingdings"/>
       </w:rPr>
     </w:lvl>
     <w:lvl w:ilvl="3" w:tplc="140A0001" w:tentative="1">
@@ -4780,7 +5848,7 @@
         <w:ind w:left="2880" w:hanging="360"/>
       </w:pPr>
       <w:rPr>
-        <w:rFonts w:ascii="Symbol" w:hAnsi="Symbol" w:hint="default"/>
+        <w:rFonts w:hint="default" w:ascii="Symbol" w:hAnsi="Symbol"/>
       </w:rPr>
     </w:lvl>
     <w:lvl w:ilvl="4" w:tplc="140A0003" w:tentative="1">
@@ -4792,7 +5860,7 @@
         <w:ind w:left="3600" w:hanging="360"/>
       </w:pPr>
       <w:rPr>
-        <w:rFonts w:ascii="Courier New" w:hAnsi="Courier New" w:cs="Courier New" w:hint="default"/>
+        <w:rFonts w:hint="default" w:ascii="Courier New" w:hAnsi="Courier New" w:cs="Courier New"/>
       </w:rPr>
     </w:lvl>
     <w:lvl w:ilvl="5" w:tplc="140A0005" w:tentative="1">
@@ -4804,7 +5872,7 @@
         <w:ind w:left="4320" w:hanging="360"/>
       </w:pPr>
       <w:rPr>
-        <w:rFonts w:ascii="Wingdings" w:hAnsi="Wingdings" w:hint="default"/>
+        <w:rFonts w:hint="default" w:ascii="Wingdings" w:hAnsi="Wingdings"/>
       </w:rPr>
     </w:lvl>
     <w:lvl w:ilvl="6" w:tplc="140A0001" w:tentative="1">
@@ -4816,7 +5884,7 @@
         <w:ind w:left="5040" w:hanging="360"/>
       </w:pPr>
       <w:rPr>
-        <w:rFonts w:ascii="Symbol" w:hAnsi="Symbol" w:hint="default"/>
+        <w:rFonts w:hint="default" w:ascii="Symbol" w:hAnsi="Symbol"/>
       </w:rPr>
     </w:lvl>
     <w:lvl w:ilvl="7" w:tplc="140A0003" w:tentative="1">
@@ -4828,7 +5896,7 @@
         <w:ind w:left="5760" w:hanging="360"/>
       </w:pPr>
       <w:rPr>
-        <w:rFonts w:ascii="Courier New" w:hAnsi="Courier New" w:cs="Courier New" w:hint="default"/>
+        <w:rFonts w:hint="default" w:ascii="Courier New" w:hAnsi="Courier New" w:cs="Courier New"/>
       </w:rPr>
     </w:lvl>
     <w:lvl w:ilvl="8" w:tplc="140A0005" w:tentative="1">
@@ -4840,7 +5908,7 @@
         <w:ind w:left="6480" w:hanging="360"/>
       </w:pPr>
       <w:rPr>
-        <w:rFonts w:ascii="Wingdings" w:hAnsi="Wingdings" w:hint="default"/>
+        <w:rFonts w:hint="default" w:ascii="Wingdings" w:hAnsi="Wingdings"/>
       </w:rPr>
     </w:lvl>
   </w:abstractNum>
@@ -4860,7 +5928,7 @@
         <w:ind w:left="720" w:hanging="360"/>
       </w:pPr>
       <w:rPr>
-        <w:rFonts w:ascii="Symbol" w:hAnsi="Symbol" w:hint="default"/>
+        <w:rFonts w:hint="default" w:ascii="Symbol" w:hAnsi="Symbol"/>
         <w:sz w:val="20"/>
       </w:rPr>
     </w:lvl>
@@ -4876,7 +5944,7 @@
         <w:ind w:left="1440" w:hanging="360"/>
       </w:pPr>
       <w:rPr>
-        <w:rFonts w:ascii="Courier New" w:hAnsi="Courier New" w:hint="default"/>
+        <w:rFonts w:hint="default" w:ascii="Courier New" w:hAnsi="Courier New"/>
         <w:sz w:val="20"/>
       </w:rPr>
     </w:lvl>
@@ -4892,7 +5960,7 @@
         <w:ind w:left="2160" w:hanging="360"/>
       </w:pPr>
       <w:rPr>
-        <w:rFonts w:ascii="Wingdings" w:hAnsi="Wingdings" w:hint="default"/>
+        <w:rFonts w:hint="default" w:ascii="Wingdings" w:hAnsi="Wingdings"/>
         <w:sz w:val="20"/>
       </w:rPr>
     </w:lvl>
@@ -4908,7 +5976,7 @@
         <w:ind w:left="2880" w:hanging="360"/>
       </w:pPr>
       <w:rPr>
-        <w:rFonts w:ascii="Wingdings" w:hAnsi="Wingdings" w:hint="default"/>
+        <w:rFonts w:hint="default" w:ascii="Wingdings" w:hAnsi="Wingdings"/>
         <w:sz w:val="20"/>
       </w:rPr>
     </w:lvl>
@@ -4924,7 +5992,7 @@
         <w:ind w:left="3600" w:hanging="360"/>
       </w:pPr>
       <w:rPr>
-        <w:rFonts w:ascii="Wingdings" w:hAnsi="Wingdings" w:hint="default"/>
+        <w:rFonts w:hint="default" w:ascii="Wingdings" w:hAnsi="Wingdings"/>
         <w:sz w:val="20"/>
       </w:rPr>
     </w:lvl>
@@ -4940,7 +6008,7 @@
         <w:ind w:left="4320" w:hanging="360"/>
       </w:pPr>
       <w:rPr>
-        <w:rFonts w:ascii="Wingdings" w:hAnsi="Wingdings" w:hint="default"/>
+        <w:rFonts w:hint="default" w:ascii="Wingdings" w:hAnsi="Wingdings"/>
         <w:sz w:val="20"/>
       </w:rPr>
     </w:lvl>
@@ -4956,7 +6024,7 @@
         <w:ind w:left="5040" w:hanging="360"/>
       </w:pPr>
       <w:rPr>
-        <w:rFonts w:ascii="Wingdings" w:hAnsi="Wingdings" w:hint="default"/>
+        <w:rFonts w:hint="default" w:ascii="Wingdings" w:hAnsi="Wingdings"/>
         <w:sz w:val="20"/>
       </w:rPr>
     </w:lvl>
@@ -4972,7 +6040,7 @@
         <w:ind w:left="5760" w:hanging="360"/>
       </w:pPr>
       <w:rPr>
-        <w:rFonts w:ascii="Wingdings" w:hAnsi="Wingdings" w:hint="default"/>
+        <w:rFonts w:hint="default" w:ascii="Wingdings" w:hAnsi="Wingdings"/>
         <w:sz w:val="20"/>
       </w:rPr>
     </w:lvl>
@@ -4988,7 +6056,7 @@
         <w:ind w:left="6480" w:hanging="360"/>
       </w:pPr>
       <w:rPr>
-        <w:rFonts w:ascii="Wingdings" w:hAnsi="Wingdings" w:hint="default"/>
+        <w:rFonts w:hint="default" w:ascii="Wingdings" w:hAnsi="Wingdings"/>
         <w:sz w:val="20"/>
       </w:rPr>
     </w:lvl>
@@ -5006,7 +6074,7 @@
         <w:ind w:left="720" w:hanging="360"/>
       </w:pPr>
       <w:rPr>
-        <w:rFonts w:ascii="Symbol" w:hAnsi="Symbol" w:hint="default"/>
+        <w:rFonts w:hint="default" w:ascii="Symbol" w:hAnsi="Symbol"/>
       </w:rPr>
     </w:lvl>
     <w:lvl w:ilvl="1" w:tplc="6592FCB8">
@@ -5018,7 +6086,7 @@
         <w:ind w:left="1440" w:hanging="360"/>
       </w:pPr>
       <w:rPr>
-        <w:rFonts w:ascii="Courier New" w:hAnsi="Courier New" w:hint="default"/>
+        <w:rFonts w:hint="default" w:ascii="Courier New" w:hAnsi="Courier New"/>
       </w:rPr>
     </w:lvl>
     <w:lvl w:ilvl="2" w:tplc="C220FEC6">
@@ -5030,7 +6098,7 @@
         <w:ind w:left="2160" w:hanging="360"/>
       </w:pPr>
       <w:rPr>
-        <w:rFonts w:ascii="Wingdings" w:hAnsi="Wingdings" w:hint="default"/>
+        <w:rFonts w:hint="default" w:ascii="Wingdings" w:hAnsi="Wingdings"/>
       </w:rPr>
     </w:lvl>
     <w:lvl w:ilvl="3" w:tplc="75328466">
@@ -5042,7 +6110,7 @@
         <w:ind w:left="2880" w:hanging="360"/>
       </w:pPr>
       <w:rPr>
-        <w:rFonts w:ascii="Symbol" w:hAnsi="Symbol" w:hint="default"/>
+        <w:rFonts w:hint="default" w:ascii="Symbol" w:hAnsi="Symbol"/>
       </w:rPr>
     </w:lvl>
     <w:lvl w:ilvl="4" w:tplc="B0B80EF8">
@@ -5054,7 +6122,7 @@
         <w:ind w:left="3600" w:hanging="360"/>
       </w:pPr>
       <w:rPr>
-        <w:rFonts w:ascii="Courier New" w:hAnsi="Courier New" w:hint="default"/>
+        <w:rFonts w:hint="default" w:ascii="Courier New" w:hAnsi="Courier New"/>
       </w:rPr>
     </w:lvl>
     <w:lvl w:ilvl="5" w:tplc="BFCED98E">
@@ -5066,7 +6134,7 @@
         <w:ind w:left="4320" w:hanging="360"/>
       </w:pPr>
       <w:rPr>
-        <w:rFonts w:ascii="Wingdings" w:hAnsi="Wingdings" w:hint="default"/>
+        <w:rFonts w:hint="default" w:ascii="Wingdings" w:hAnsi="Wingdings"/>
       </w:rPr>
     </w:lvl>
     <w:lvl w:ilvl="6" w:tplc="9CA4A69A">
@@ -5078,7 +6146,7 @@
         <w:ind w:left="5040" w:hanging="360"/>
       </w:pPr>
       <w:rPr>
-        <w:rFonts w:ascii="Symbol" w:hAnsi="Symbol" w:hint="default"/>
+        <w:rFonts w:hint="default" w:ascii="Symbol" w:hAnsi="Symbol"/>
       </w:rPr>
     </w:lvl>
     <w:lvl w:ilvl="7" w:tplc="DA7EB7FC">
@@ -5090,7 +6158,7 @@
         <w:ind w:left="5760" w:hanging="360"/>
       </w:pPr>
       <w:rPr>
-        <w:rFonts w:ascii="Courier New" w:hAnsi="Courier New" w:hint="default"/>
+        <w:rFonts w:hint="default" w:ascii="Courier New" w:hAnsi="Courier New"/>
       </w:rPr>
     </w:lvl>
     <w:lvl w:ilvl="8" w:tplc="F4CE4330">
@@ -5102,7 +6170,7 @@
         <w:ind w:left="6480" w:hanging="360"/>
       </w:pPr>
       <w:rPr>
-        <w:rFonts w:ascii="Wingdings" w:hAnsi="Wingdings" w:hint="default"/>
+        <w:rFonts w:hint="default" w:ascii="Wingdings" w:hAnsi="Wingdings"/>
       </w:rPr>
     </w:lvl>
   </w:abstractNum>
@@ -5122,7 +6190,7 @@
         <w:ind w:left="720" w:hanging="360"/>
       </w:pPr>
       <w:rPr>
-        <w:rFonts w:ascii="Symbol" w:hAnsi="Symbol" w:hint="default"/>
+        <w:rFonts w:hint="default" w:ascii="Symbol" w:hAnsi="Symbol"/>
         <w:sz w:val="20"/>
       </w:rPr>
     </w:lvl>
@@ -5138,7 +6206,7 @@
         <w:ind w:left="1440" w:hanging="360"/>
       </w:pPr>
       <w:rPr>
-        <w:rFonts w:ascii="Courier New" w:hAnsi="Courier New" w:hint="default"/>
+        <w:rFonts w:hint="default" w:ascii="Courier New" w:hAnsi="Courier New"/>
         <w:sz w:val="20"/>
       </w:rPr>
     </w:lvl>
@@ -5154,7 +6222,7 @@
         <w:ind w:left="2160" w:hanging="360"/>
       </w:pPr>
       <w:rPr>
-        <w:rFonts w:ascii="Wingdings" w:hAnsi="Wingdings" w:hint="default"/>
+        <w:rFonts w:hint="default" w:ascii="Wingdings" w:hAnsi="Wingdings"/>
         <w:sz w:val="20"/>
       </w:rPr>
     </w:lvl>
@@ -5170,7 +6238,7 @@
         <w:ind w:left="2880" w:hanging="360"/>
       </w:pPr>
       <w:rPr>
-        <w:rFonts w:ascii="Wingdings" w:hAnsi="Wingdings" w:hint="default"/>
+        <w:rFonts w:hint="default" w:ascii="Wingdings" w:hAnsi="Wingdings"/>
         <w:sz w:val="20"/>
       </w:rPr>
     </w:lvl>
@@ -5186,7 +6254,7 @@
         <w:ind w:left="3600" w:hanging="360"/>
       </w:pPr>
       <w:rPr>
-        <w:rFonts w:ascii="Wingdings" w:hAnsi="Wingdings" w:hint="default"/>
+        <w:rFonts w:hint="default" w:ascii="Wingdings" w:hAnsi="Wingdings"/>
         <w:sz w:val="20"/>
       </w:rPr>
     </w:lvl>
@@ -5202,7 +6270,7 @@
         <w:ind w:left="4320" w:hanging="360"/>
       </w:pPr>
       <w:rPr>
-        <w:rFonts w:ascii="Wingdings" w:hAnsi="Wingdings" w:hint="default"/>
+        <w:rFonts w:hint="default" w:ascii="Wingdings" w:hAnsi="Wingdings"/>
         <w:sz w:val="20"/>
       </w:rPr>
     </w:lvl>
@@ -5218,7 +6286,7 @@
         <w:ind w:left="5040" w:hanging="360"/>
       </w:pPr>
       <w:rPr>
-        <w:rFonts w:ascii="Wingdings" w:hAnsi="Wingdings" w:hint="default"/>
+        <w:rFonts w:hint="default" w:ascii="Wingdings" w:hAnsi="Wingdings"/>
         <w:sz w:val="20"/>
       </w:rPr>
     </w:lvl>
@@ -5234,7 +6302,7 @@
         <w:ind w:left="5760" w:hanging="360"/>
       </w:pPr>
       <w:rPr>
-        <w:rFonts w:ascii="Wingdings" w:hAnsi="Wingdings" w:hint="default"/>
+        <w:rFonts w:hint="default" w:ascii="Wingdings" w:hAnsi="Wingdings"/>
         <w:sz w:val="20"/>
       </w:rPr>
     </w:lvl>
@@ -5250,7 +6318,7 @@
         <w:ind w:left="6480" w:hanging="360"/>
       </w:pPr>
       <w:rPr>
-        <w:rFonts w:ascii="Wingdings" w:hAnsi="Wingdings" w:hint="default"/>
+        <w:rFonts w:hint="default" w:ascii="Wingdings" w:hAnsi="Wingdings"/>
         <w:sz w:val="20"/>
       </w:rPr>
     </w:lvl>
@@ -5271,7 +6339,7 @@
         <w:ind w:left="720" w:hanging="360"/>
       </w:pPr>
       <w:rPr>
-        <w:rFonts w:ascii="Symbol" w:hAnsi="Symbol" w:hint="default"/>
+        <w:rFonts w:hint="default" w:ascii="Symbol" w:hAnsi="Symbol"/>
         <w:sz w:val="20"/>
       </w:rPr>
     </w:lvl>
@@ -5287,7 +6355,7 @@
         <w:ind w:left="1440" w:hanging="360"/>
       </w:pPr>
       <w:rPr>
-        <w:rFonts w:ascii="Courier New" w:hAnsi="Courier New" w:hint="default"/>
+        <w:rFonts w:hint="default" w:ascii="Courier New" w:hAnsi="Courier New"/>
         <w:sz w:val="20"/>
       </w:rPr>
     </w:lvl>
@@ -5303,7 +6371,7 @@
         <w:ind w:left="2160" w:hanging="360"/>
       </w:pPr>
       <w:rPr>
-        <w:rFonts w:ascii="Wingdings" w:hAnsi="Wingdings" w:hint="default"/>
+        <w:rFonts w:hint="default" w:ascii="Wingdings" w:hAnsi="Wingdings"/>
         <w:sz w:val="20"/>
       </w:rPr>
     </w:lvl>
@@ -5319,7 +6387,7 @@
         <w:ind w:left="2880" w:hanging="360"/>
       </w:pPr>
       <w:rPr>
-        <w:rFonts w:ascii="Wingdings" w:hAnsi="Wingdings" w:hint="default"/>
+        <w:rFonts w:hint="default" w:ascii="Wingdings" w:hAnsi="Wingdings"/>
         <w:sz w:val="20"/>
       </w:rPr>
     </w:lvl>
@@ -5335,7 +6403,7 @@
         <w:ind w:left="3600" w:hanging="360"/>
       </w:pPr>
       <w:rPr>
-        <w:rFonts w:ascii="Wingdings" w:hAnsi="Wingdings" w:hint="default"/>
+        <w:rFonts w:hint="default" w:ascii="Wingdings" w:hAnsi="Wingdings"/>
         <w:sz w:val="20"/>
       </w:rPr>
     </w:lvl>
@@ -5351,7 +6419,7 @@
         <w:ind w:left="4320" w:hanging="360"/>
       </w:pPr>
       <w:rPr>
-        <w:rFonts w:ascii="Wingdings" w:hAnsi="Wingdings" w:hint="default"/>
+        <w:rFonts w:hint="default" w:ascii="Wingdings" w:hAnsi="Wingdings"/>
         <w:sz w:val="20"/>
       </w:rPr>
     </w:lvl>
@@ -5367,7 +6435,7 @@
         <w:ind w:left="5040" w:hanging="360"/>
       </w:pPr>
       <w:rPr>
-        <w:rFonts w:ascii="Wingdings" w:hAnsi="Wingdings" w:hint="default"/>
+        <w:rFonts w:hint="default" w:ascii="Wingdings" w:hAnsi="Wingdings"/>
         <w:sz w:val="20"/>
       </w:rPr>
     </w:lvl>
@@ -5383,7 +6451,7 @@
         <w:ind w:left="5760" w:hanging="360"/>
       </w:pPr>
       <w:rPr>
-        <w:rFonts w:ascii="Wingdings" w:hAnsi="Wingdings" w:hint="default"/>
+        <w:rFonts w:hint="default" w:ascii="Wingdings" w:hAnsi="Wingdings"/>
         <w:sz w:val="20"/>
       </w:rPr>
     </w:lvl>
@@ -5399,7 +6467,7 @@
         <w:ind w:left="6480" w:hanging="360"/>
       </w:pPr>
       <w:rPr>
-        <w:rFonts w:ascii="Wingdings" w:hAnsi="Wingdings" w:hint="default"/>
+        <w:rFonts w:hint="default" w:ascii="Wingdings" w:hAnsi="Wingdings"/>
         <w:sz w:val="20"/>
       </w:rPr>
     </w:lvl>
@@ -5521,7 +6589,7 @@
         <w:ind w:left="1440" w:hanging="360"/>
       </w:pPr>
       <w:rPr>
-        <w:rFonts w:ascii="Courier New" w:hAnsi="Courier New" w:hint="default"/>
+        <w:rFonts w:hint="default" w:ascii="Courier New" w:hAnsi="Courier New"/>
         <w:sz w:val="20"/>
       </w:rPr>
     </w:lvl>
@@ -5709,7 +6777,7 @@
         <w:ind w:left="720" w:hanging="360"/>
       </w:pPr>
       <w:rPr>
-        <w:rFonts w:ascii="Symbol" w:hAnsi="Symbol" w:hint="default"/>
+        <w:rFonts w:hint="default" w:ascii="Symbol" w:hAnsi="Symbol"/>
       </w:rPr>
     </w:lvl>
     <w:lvl w:ilvl="1" w:tplc="140A0003" w:tentative="1">
@@ -5721,7 +6789,7 @@
         <w:ind w:left="1440" w:hanging="360"/>
       </w:pPr>
       <w:rPr>
-        <w:rFonts w:ascii="Courier New" w:hAnsi="Courier New" w:cs="Courier New" w:hint="default"/>
+        <w:rFonts w:hint="default" w:ascii="Courier New" w:hAnsi="Courier New" w:cs="Courier New"/>
       </w:rPr>
     </w:lvl>
     <w:lvl w:ilvl="2" w:tplc="140A0005" w:tentative="1">
@@ -5733,7 +6801,7 @@
         <w:ind w:left="2160" w:hanging="360"/>
       </w:pPr>
       <w:rPr>
-        <w:rFonts w:ascii="Wingdings" w:hAnsi="Wingdings" w:hint="default"/>
+        <w:rFonts w:hint="default" w:ascii="Wingdings" w:hAnsi="Wingdings"/>
       </w:rPr>
     </w:lvl>
     <w:lvl w:ilvl="3" w:tplc="140A0001" w:tentative="1">
@@ -5745,7 +6813,7 @@
         <w:ind w:left="2880" w:hanging="360"/>
       </w:pPr>
       <w:rPr>
-        <w:rFonts w:ascii="Symbol" w:hAnsi="Symbol" w:hint="default"/>
+        <w:rFonts w:hint="default" w:ascii="Symbol" w:hAnsi="Symbol"/>
       </w:rPr>
     </w:lvl>
     <w:lvl w:ilvl="4" w:tplc="140A0003" w:tentative="1">
@@ -5757,7 +6825,7 @@
         <w:ind w:left="3600" w:hanging="360"/>
       </w:pPr>
       <w:rPr>
-        <w:rFonts w:ascii="Courier New" w:hAnsi="Courier New" w:cs="Courier New" w:hint="default"/>
+        <w:rFonts w:hint="default" w:ascii="Courier New" w:hAnsi="Courier New" w:cs="Courier New"/>
       </w:rPr>
     </w:lvl>
     <w:lvl w:ilvl="5" w:tplc="140A0005" w:tentative="1">
@@ -5769,7 +6837,7 @@
         <w:ind w:left="4320" w:hanging="360"/>
       </w:pPr>
       <w:rPr>
-        <w:rFonts w:ascii="Wingdings" w:hAnsi="Wingdings" w:hint="default"/>
+        <w:rFonts w:hint="default" w:ascii="Wingdings" w:hAnsi="Wingdings"/>
       </w:rPr>
     </w:lvl>
     <w:lvl w:ilvl="6" w:tplc="140A0001" w:tentative="1">
@@ -5781,7 +6849,7 @@
         <w:ind w:left="5040" w:hanging="360"/>
       </w:pPr>
       <w:rPr>
-        <w:rFonts w:ascii="Symbol" w:hAnsi="Symbol" w:hint="default"/>
+        <w:rFonts w:hint="default" w:ascii="Symbol" w:hAnsi="Symbol"/>
       </w:rPr>
     </w:lvl>
     <w:lvl w:ilvl="7" w:tplc="140A0003" w:tentative="1">
@@ -5793,7 +6861,7 @@
         <w:ind w:left="5760" w:hanging="360"/>
       </w:pPr>
       <w:rPr>
-        <w:rFonts w:ascii="Courier New" w:hAnsi="Courier New" w:cs="Courier New" w:hint="default"/>
+        <w:rFonts w:hint="default" w:ascii="Courier New" w:hAnsi="Courier New" w:cs="Courier New"/>
       </w:rPr>
     </w:lvl>
     <w:lvl w:ilvl="8" w:tplc="140A0005" w:tentative="1">
@@ -5805,7 +6873,7 @@
         <w:ind w:left="6480" w:hanging="360"/>
       </w:pPr>
       <w:rPr>
-        <w:rFonts w:ascii="Wingdings" w:hAnsi="Wingdings" w:hint="default"/>
+        <w:rFonts w:hint="default" w:ascii="Wingdings" w:hAnsi="Wingdings"/>
       </w:rPr>
     </w:lvl>
   </w:abstractNum>
@@ -5871,7 +6939,7 @@
   <w:docDefaults>
     <w:rPrDefault>
       <w:rPr>
-        <w:rFonts w:asciiTheme="minorHAnsi" w:eastAsiaTheme="minorHAnsi" w:hAnsiTheme="minorHAnsi" w:cstheme="minorBidi"/>
+        <w:rFonts w:asciiTheme="minorHAnsi" w:hAnsiTheme="minorHAnsi" w:eastAsiaTheme="minorHAnsi" w:cstheme="minorBidi"/>
         <w:kern w:val="2"/>
         <w:sz w:val="24"/>
         <w:szCs w:val="24"/>
@@ -5888,14 +6956,14 @@
   <w:latentStyles w:defLockedState="0" w:defUIPriority="99" w:defSemiHidden="0" w:defUnhideWhenUsed="0" w:defQFormat="0" w:count="376">
     <w:lsdException w:name="Normal" w:uiPriority="0" w:qFormat="1"/>
     <w:lsdException w:name="heading 1" w:uiPriority="9" w:qFormat="1"/>
-    <w:lsdException w:name="heading 2" w:semiHidden="1" w:uiPriority="9" w:unhideWhenUsed="1" w:qFormat="1"/>
-    <w:lsdException w:name="heading 3" w:semiHidden="1" w:uiPriority="9" w:unhideWhenUsed="1" w:qFormat="1"/>
-    <w:lsdException w:name="heading 4" w:semiHidden="1" w:uiPriority="9" w:unhideWhenUsed="1" w:qFormat="1"/>
-    <w:lsdException w:name="heading 5" w:semiHidden="1" w:uiPriority="9" w:unhideWhenUsed="1" w:qFormat="1"/>
-    <w:lsdException w:name="heading 6" w:semiHidden="1" w:uiPriority="9" w:unhideWhenUsed="1" w:qFormat="1"/>
-    <w:lsdException w:name="heading 7" w:semiHidden="1" w:uiPriority="9" w:unhideWhenUsed="1" w:qFormat="1"/>
-    <w:lsdException w:name="heading 8" w:semiHidden="1" w:uiPriority="9" w:unhideWhenUsed="1" w:qFormat="1"/>
-    <w:lsdException w:name="heading 9" w:semiHidden="1" w:uiPriority="9" w:unhideWhenUsed="1" w:qFormat="1"/>
+    <w:lsdException w:name="heading 2" w:uiPriority="9" w:semiHidden="1" w:unhideWhenUsed="1" w:qFormat="1"/>
+    <w:lsdException w:name="heading 3" w:uiPriority="9" w:semiHidden="1" w:unhideWhenUsed="1" w:qFormat="1"/>
+    <w:lsdException w:name="heading 4" w:uiPriority="9" w:semiHidden="1" w:unhideWhenUsed="1" w:qFormat="1"/>
+    <w:lsdException w:name="heading 5" w:uiPriority="9" w:semiHidden="1" w:unhideWhenUsed="1" w:qFormat="1"/>
+    <w:lsdException w:name="heading 6" w:uiPriority="9" w:semiHidden="1" w:unhideWhenUsed="1" w:qFormat="1"/>
+    <w:lsdException w:name="heading 7" w:uiPriority="9" w:semiHidden="1" w:unhideWhenUsed="1" w:qFormat="1"/>
+    <w:lsdException w:name="heading 8" w:uiPriority="9" w:semiHidden="1" w:unhideWhenUsed="1" w:qFormat="1"/>
+    <w:lsdException w:name="heading 9" w:uiPriority="9" w:semiHidden="1" w:unhideWhenUsed="1" w:qFormat="1"/>
     <w:lsdException w:name="index 1" w:semiHidden="1" w:unhideWhenUsed="1"/>
     <w:lsdException w:name="index 2" w:semiHidden="1" w:unhideWhenUsed="1"/>
     <w:lsdException w:name="index 3" w:semiHidden="1" w:unhideWhenUsed="1"/>
@@ -5905,22 +6973,22 @@
     <w:lsdException w:name="index 7" w:semiHidden="1" w:unhideWhenUsed="1"/>
     <w:lsdException w:name="index 8" w:semiHidden="1" w:unhideWhenUsed="1"/>
     <w:lsdException w:name="index 9" w:semiHidden="1" w:unhideWhenUsed="1"/>
-    <w:lsdException w:name="toc 1" w:semiHidden="1" w:uiPriority="39" w:unhideWhenUsed="1"/>
-    <w:lsdException w:name="toc 2" w:semiHidden="1" w:uiPriority="39" w:unhideWhenUsed="1"/>
-    <w:lsdException w:name="toc 3" w:semiHidden="1" w:uiPriority="39" w:unhideWhenUsed="1"/>
-    <w:lsdException w:name="toc 4" w:semiHidden="1" w:uiPriority="39" w:unhideWhenUsed="1"/>
-    <w:lsdException w:name="toc 5" w:semiHidden="1" w:uiPriority="39" w:unhideWhenUsed="1"/>
-    <w:lsdException w:name="toc 6" w:semiHidden="1" w:uiPriority="39" w:unhideWhenUsed="1"/>
-    <w:lsdException w:name="toc 7" w:semiHidden="1" w:uiPriority="39" w:unhideWhenUsed="1"/>
-    <w:lsdException w:name="toc 8" w:semiHidden="1" w:uiPriority="39" w:unhideWhenUsed="1"/>
-    <w:lsdException w:name="toc 9" w:semiHidden="1" w:uiPriority="39" w:unhideWhenUsed="1"/>
+    <w:lsdException w:name="toc 1" w:uiPriority="39" w:semiHidden="1" w:unhideWhenUsed="1"/>
+    <w:lsdException w:name="toc 2" w:uiPriority="39" w:semiHidden="1" w:unhideWhenUsed="1"/>
+    <w:lsdException w:name="toc 3" w:uiPriority="39" w:semiHidden="1" w:unhideWhenUsed="1"/>
+    <w:lsdException w:name="toc 4" w:uiPriority="39" w:semiHidden="1" w:unhideWhenUsed="1"/>
+    <w:lsdException w:name="toc 5" w:uiPriority="39" w:semiHidden="1" w:unhideWhenUsed="1"/>
+    <w:lsdException w:name="toc 6" w:uiPriority="39" w:semiHidden="1" w:unhideWhenUsed="1"/>
+    <w:lsdException w:name="toc 7" w:uiPriority="39" w:semiHidden="1" w:unhideWhenUsed="1"/>
+    <w:lsdException w:name="toc 8" w:uiPriority="39" w:semiHidden="1" w:unhideWhenUsed="1"/>
+    <w:lsdException w:name="toc 9" w:uiPriority="39" w:semiHidden="1" w:unhideWhenUsed="1"/>
     <w:lsdException w:name="Normal Indent" w:semiHidden="1" w:unhideWhenUsed="1"/>
     <w:lsdException w:name="footnote text" w:semiHidden="1" w:unhideWhenUsed="1"/>
     <w:lsdException w:name="annotation text" w:semiHidden="1" w:unhideWhenUsed="1"/>
     <w:lsdException w:name="header" w:semiHidden="1" w:unhideWhenUsed="1"/>
     <w:lsdException w:name="footer" w:semiHidden="1" w:unhideWhenUsed="1"/>
     <w:lsdException w:name="index heading" w:semiHidden="1" w:unhideWhenUsed="1"/>
-    <w:lsdException w:name="caption" w:semiHidden="1" w:uiPriority="35" w:unhideWhenUsed="1" w:qFormat="1"/>
+    <w:lsdException w:name="caption" w:uiPriority="35" w:semiHidden="1" w:unhideWhenUsed="1" w:qFormat="1"/>
     <w:lsdException w:name="table of figures" w:semiHidden="1" w:unhideWhenUsed="1"/>
     <w:lsdException w:name="envelope address" w:semiHidden="1" w:unhideWhenUsed="1"/>
     <w:lsdException w:name="envelope return" w:semiHidden="1" w:unhideWhenUsed="1"/>
@@ -5951,7 +7019,7 @@
     <w:lsdException w:name="Title" w:uiPriority="10" w:qFormat="1"/>
     <w:lsdException w:name="Closing" w:semiHidden="1" w:unhideWhenUsed="1"/>
     <w:lsdException w:name="Signature" w:semiHidden="1" w:unhideWhenUsed="1"/>
-    <w:lsdException w:name="Default Paragraph Font" w:semiHidden="1" w:uiPriority="1" w:unhideWhenUsed="1"/>
+    <w:lsdException w:name="Default Paragraph Font" w:uiPriority="1" w:semiHidden="1" w:unhideWhenUsed="1"/>
     <w:lsdException w:name="Body Text" w:semiHidden="1" w:unhideWhenUsed="1"/>
     <w:lsdException w:name="Body Text Indent" w:semiHidden="1" w:unhideWhenUsed="1"/>
     <w:lsdException w:name="List Continue" w:semiHidden="1" w:unhideWhenUsed="1"/>
@@ -6151,8 +7219,8 @@
     <w:lsdException w:name="Subtle Reference" w:uiPriority="31" w:qFormat="1"/>
     <w:lsdException w:name="Intense Reference" w:uiPriority="32" w:qFormat="1"/>
     <w:lsdException w:name="Book Title" w:uiPriority="33" w:qFormat="1"/>
-    <w:lsdException w:name="Bibliography" w:semiHidden="1" w:uiPriority="37" w:unhideWhenUsed="1"/>
-    <w:lsdException w:name="TOC Heading" w:semiHidden="1" w:uiPriority="39" w:unhideWhenUsed="1" w:qFormat="1"/>
+    <w:lsdException w:name="Bibliography" w:uiPriority="37" w:semiHidden="1" w:unhideWhenUsed="1"/>
+    <w:lsdException w:name="TOC Heading" w:uiPriority="39" w:semiHidden="1" w:unhideWhenUsed="1" w:qFormat="1"/>
     <w:lsdException w:name="Plain Table 1" w:uiPriority="41"/>
     <w:lsdException w:name="Plain Table 2" w:uiPriority="42"/>
     <w:lsdException w:name="Plain Table 3" w:uiPriority="43"/>
@@ -6263,7 +7331,7 @@
     <w:lsdException w:name="Unresolved Mention" w:semiHidden="1" w:unhideWhenUsed="1"/>
     <w:lsdException w:name="Smart Link" w:semiHidden="1" w:unhideWhenUsed="1"/>
   </w:latentStyles>
-  <w:style w:type="paragraph" w:default="1" w:styleId="Normal">
+  <w:style w:type="paragraph" w:styleId="Normal" w:default="1">
     <w:name w:val="Normal"/>
     <w:qFormat/>
   </w:style>
@@ -6282,7 +7350,7 @@
       <w:outlineLvl w:val="0"/>
     </w:pPr>
     <w:rPr>
-      <w:rFonts w:asciiTheme="majorHAnsi" w:eastAsiaTheme="majorEastAsia" w:hAnsiTheme="majorHAnsi" w:cstheme="majorBidi"/>
+      <w:rFonts w:asciiTheme="majorHAnsi" w:hAnsiTheme="majorHAnsi" w:eastAsiaTheme="majorEastAsia" w:cstheme="majorBidi"/>
       <w:color w:val="0F4761" w:themeColor="accent1" w:themeShade="BF"/>
       <w:sz w:val="40"/>
       <w:szCs w:val="40"/>
@@ -6304,7 +7372,7 @@
       <w:outlineLvl w:val="1"/>
     </w:pPr>
     <w:rPr>
-      <w:rFonts w:asciiTheme="majorHAnsi" w:eastAsiaTheme="majorEastAsia" w:hAnsiTheme="majorHAnsi" w:cstheme="majorBidi"/>
+      <w:rFonts w:asciiTheme="majorHAnsi" w:hAnsiTheme="majorHAnsi" w:eastAsiaTheme="majorEastAsia" w:cstheme="majorBidi"/>
       <w:color w:val="0F4761" w:themeColor="accent1" w:themeShade="BF"/>
       <w:sz w:val="32"/>
       <w:szCs w:val="32"/>
@@ -6465,12 +7533,12 @@
       <w:color w:val="272727" w:themeColor="text1" w:themeTint="D8"/>
     </w:rPr>
   </w:style>
-  <w:style w:type="character" w:default="1" w:styleId="DefaultParagraphFont">
+  <w:style w:type="character" w:styleId="DefaultParagraphFont" w:default="1">
     <w:name w:val="Default Paragraph Font"/>
     <w:uiPriority w:val="1"/>
     <w:unhideWhenUsed/>
   </w:style>
-  <w:style w:type="table" w:default="1" w:styleId="TableNormal">
+  <w:style w:type="table" w:styleId="TableNormal" w:default="1">
     <w:name w:val="Normal Table"/>
     <w:uiPriority w:val="99"/>
     <w:semiHidden/>
@@ -6485,39 +7553,39 @@
       </w:tblCellMar>
     </w:tblPr>
   </w:style>
-  <w:style w:type="numbering" w:default="1" w:styleId="NoList">
+  <w:style w:type="numbering" w:styleId="NoList" w:default="1">
     <w:name w:val="No List"/>
     <w:uiPriority w:val="99"/>
     <w:semiHidden/>
     <w:unhideWhenUsed/>
   </w:style>
-  <w:style w:type="character" w:customStyle="1" w:styleId="Heading1Char">
+  <w:style w:type="character" w:styleId="Heading1Char" w:customStyle="1">
     <w:name w:val="Heading 1 Char"/>
     <w:basedOn w:val="DefaultParagraphFont"/>
     <w:link w:val="Heading1"/>
     <w:uiPriority w:val="9"/>
     <w:rsid w:val="008558FF"/>
     <w:rPr>
-      <w:rFonts w:asciiTheme="majorHAnsi" w:eastAsiaTheme="majorEastAsia" w:hAnsiTheme="majorHAnsi" w:cstheme="majorBidi"/>
+      <w:rFonts w:asciiTheme="majorHAnsi" w:hAnsiTheme="majorHAnsi" w:eastAsiaTheme="majorEastAsia" w:cstheme="majorBidi"/>
       <w:color w:val="0F4761" w:themeColor="accent1" w:themeShade="BF"/>
       <w:sz w:val="40"/>
       <w:szCs w:val="40"/>
     </w:rPr>
   </w:style>
-  <w:style w:type="character" w:customStyle="1" w:styleId="Heading2Char">
+  <w:style w:type="character" w:styleId="Heading2Char" w:customStyle="1">
     <w:name w:val="Heading 2 Char"/>
     <w:basedOn w:val="DefaultParagraphFont"/>
     <w:link w:val="Heading2"/>
     <w:uiPriority w:val="9"/>
     <w:rsid w:val="008558FF"/>
     <w:rPr>
-      <w:rFonts w:asciiTheme="majorHAnsi" w:eastAsiaTheme="majorEastAsia" w:hAnsiTheme="majorHAnsi" w:cstheme="majorBidi"/>
+      <w:rFonts w:asciiTheme="majorHAnsi" w:hAnsiTheme="majorHAnsi" w:eastAsiaTheme="majorEastAsia" w:cstheme="majorBidi"/>
       <w:color w:val="0F4761" w:themeColor="accent1" w:themeShade="BF"/>
       <w:sz w:val="32"/>
       <w:szCs w:val="32"/>
     </w:rPr>
   </w:style>
-  <w:style w:type="character" w:customStyle="1" w:styleId="Heading3Char">
+  <w:style w:type="character" w:styleId="Heading3Char" w:customStyle="1">
     <w:name w:val="Heading 3 Char"/>
     <w:basedOn w:val="DefaultParagraphFont"/>
     <w:link w:val="Heading3"/>
@@ -6531,7 +7599,7 @@
       <w:szCs w:val="28"/>
     </w:rPr>
   </w:style>
-  <w:style w:type="character" w:customStyle="1" w:styleId="Heading4Char">
+  <w:style w:type="character" w:styleId="Heading4Char" w:customStyle="1">
     <w:name w:val="Heading 4 Char"/>
     <w:basedOn w:val="DefaultParagraphFont"/>
     <w:link w:val="Heading4"/>
@@ -6545,7 +7613,7 @@
       <w:color w:val="0F4761" w:themeColor="accent1" w:themeShade="BF"/>
     </w:rPr>
   </w:style>
-  <w:style w:type="character" w:customStyle="1" w:styleId="Heading5Char">
+  <w:style w:type="character" w:styleId="Heading5Char" w:customStyle="1">
     <w:name w:val="Heading 5 Char"/>
     <w:basedOn w:val="DefaultParagraphFont"/>
     <w:link w:val="Heading5"/>
@@ -6557,7 +7625,7 @@
       <w:color w:val="0F4761" w:themeColor="accent1" w:themeShade="BF"/>
     </w:rPr>
   </w:style>
-  <w:style w:type="character" w:customStyle="1" w:styleId="Heading6Char">
+  <w:style w:type="character" w:styleId="Heading6Char" w:customStyle="1">
     <w:name w:val="Heading 6 Char"/>
     <w:basedOn w:val="DefaultParagraphFont"/>
     <w:link w:val="Heading6"/>
@@ -6571,7 +7639,7 @@
       <w:color w:val="595959" w:themeColor="text1" w:themeTint="A6"/>
     </w:rPr>
   </w:style>
-  <w:style w:type="character" w:customStyle="1" w:styleId="Heading7Char">
+  <w:style w:type="character" w:styleId="Heading7Char" w:customStyle="1">
     <w:name w:val="Heading 7 Char"/>
     <w:basedOn w:val="DefaultParagraphFont"/>
     <w:link w:val="Heading7"/>
@@ -6583,7 +7651,7 @@
       <w:color w:val="595959" w:themeColor="text1" w:themeTint="A6"/>
     </w:rPr>
   </w:style>
-  <w:style w:type="character" w:customStyle="1" w:styleId="Heading8Char">
+  <w:style w:type="character" w:styleId="Heading8Char" w:customStyle="1">
     <w:name w:val="Heading 8 Char"/>
     <w:basedOn w:val="DefaultParagraphFont"/>
     <w:link w:val="Heading8"/>
@@ -6597,7 +7665,7 @@
       <w:color w:val="272727" w:themeColor="text1" w:themeTint="D8"/>
     </w:rPr>
   </w:style>
-  <w:style w:type="character" w:customStyle="1" w:styleId="Heading9Char">
+  <w:style w:type="character" w:styleId="Heading9Char" w:customStyle="1">
     <w:name w:val="Heading 9 Char"/>
     <w:basedOn w:val="DefaultParagraphFont"/>
     <w:link w:val="Heading9"/>
@@ -6622,21 +7690,21 @@
       <w:contextualSpacing/>
     </w:pPr>
     <w:rPr>
-      <w:rFonts w:asciiTheme="majorHAnsi" w:eastAsiaTheme="majorEastAsia" w:hAnsiTheme="majorHAnsi" w:cstheme="majorBidi"/>
+      <w:rFonts w:asciiTheme="majorHAnsi" w:hAnsiTheme="majorHAnsi" w:eastAsiaTheme="majorEastAsia" w:cstheme="majorBidi"/>
       <w:spacing w:val="-10"/>
       <w:kern w:val="28"/>
       <w:sz w:val="56"/>
       <w:szCs w:val="56"/>
     </w:rPr>
   </w:style>
-  <w:style w:type="character" w:customStyle="1" w:styleId="TitleChar">
+  <w:style w:type="character" w:styleId="TitleChar" w:customStyle="1">
     <w:name w:val="Title Char"/>
     <w:basedOn w:val="DefaultParagraphFont"/>
     <w:link w:val="Title"/>
     <w:uiPriority w:val="10"/>
     <w:rsid w:val="008558FF"/>
     <w:rPr>
-      <w:rFonts w:asciiTheme="majorHAnsi" w:eastAsiaTheme="majorEastAsia" w:hAnsiTheme="majorHAnsi" w:cstheme="majorBidi"/>
+      <w:rFonts w:asciiTheme="majorHAnsi" w:hAnsiTheme="majorHAnsi" w:eastAsiaTheme="majorEastAsia" w:cstheme="majorBidi"/>
       <w:spacing w:val="-10"/>
       <w:kern w:val="28"/>
       <w:sz w:val="56"/>
@@ -6664,7 +7732,7 @@
       <w:szCs w:val="28"/>
     </w:rPr>
   </w:style>
-  <w:style w:type="character" w:customStyle="1" w:styleId="SubtitleChar">
+  <w:style w:type="character" w:styleId="SubtitleChar" w:customStyle="1">
     <w:name w:val="Subtitle Char"/>
     <w:basedOn w:val="DefaultParagraphFont"/>
     <w:link w:val="Subtitle"/>
@@ -6696,7 +7764,7 @@
       <w:color w:val="404040" w:themeColor="text1" w:themeTint="BF"/>
     </w:rPr>
   </w:style>
-  <w:style w:type="character" w:customStyle="1" w:styleId="QuoteChar">
+  <w:style w:type="character" w:styleId="QuoteChar" w:customStyle="1">
     <w:name w:val="Quote Char"/>
     <w:basedOn w:val="DefaultParagraphFont"/>
     <w:link w:val="Quote"/>
@@ -6741,8 +7809,8 @@
     <w:rsid w:val="008558FF"/>
     <w:pPr>
       <w:pBdr>
-        <w:top w:val="single" w:sz="4" w:space="10" w:color="0F4761" w:themeColor="accent1" w:themeShade="BF"/>
-        <w:bottom w:val="single" w:sz="4" w:space="10" w:color="0F4761" w:themeColor="accent1" w:themeShade="BF"/>
+        <w:top w:val="single" w:color="0F4761" w:themeColor="accent1" w:themeShade="BF" w:sz="4" w:space="10"/>
+        <w:bottom w:val="single" w:color="0F4761" w:themeColor="accent1" w:themeShade="BF" w:sz="4" w:space="10"/>
       </w:pBdr>
       <w:spacing w:before="360" w:after="360"/>
       <w:ind w:left="864" w:right="864"/>
@@ -6754,7 +7822,7 @@
       <w:color w:val="0F4761" w:themeColor="accent1" w:themeShade="BF"/>
     </w:rPr>
   </w:style>
-  <w:style w:type="character" w:customStyle="1" w:styleId="IntenseQuoteChar">
+  <w:style w:type="character" w:styleId="IntenseQuoteChar" w:customStyle="1">
     <w:name w:val="Intense Quote Char"/>
     <w:basedOn w:val="DefaultParagraphFont"/>
     <w:link w:val="IntenseQuote"/>
@@ -6791,7 +7859,7 @@
       <w:spacing w:before="100" w:beforeAutospacing="1" w:after="100" w:afterAutospacing="1" w:line="240" w:lineRule="auto"/>
     </w:pPr>
     <w:rPr>
-      <w:rFonts w:ascii="Times New Roman" w:eastAsia="Times New Roman" w:hAnsi="Times New Roman" w:cs="Times New Roman"/>
+      <w:rFonts w:ascii="Times New Roman" w:hAnsi="Times New Roman" w:eastAsia="Times New Roman" w:cs="Times New Roman"/>
       <w:kern w:val="0"/>
       <w14:ligatures w14:val="none"/>
     </w:rPr>
@@ -6834,7 +7902,7 @@
 </file>
 
 <file path=word/theme/theme1.xml><?xml version="1.0" encoding="utf-8"?>
-<a:theme xmlns:a="http://schemas.openxmlformats.org/drawingml/2006/main" name="Office Theme">
+<a:theme xmlns:a="http://schemas.openxmlformats.org/drawingml/2006/main" xmlns:thm15="http://schemas.microsoft.com/office/thememl/2012/main" name="Office Theme">
   <a:themeElements>
     <a:clrScheme name="Office">
       <a:dk1>
